--- a/Desafio 4 - Agentes Inteligentes/Infraestrutura para Agentes Inteligentes.docx
+++ b/Desafio 4 - Agentes Inteligentes/Infraestrutura para Agentes Inteligentes.docx
@@ -10,9 +10,8 @@
           <w:rFonts w:ascii="Arial" w:eastAsia="Times New Roman" w:hAnsi="Arial" w:cs="Arial"/>
           <w:b/>
           <w:bCs/>
-          <w:kern w:val="36"/>
-          <w:sz w:val="48"/>
-          <w:szCs w:val="48"/>
+          <w:sz w:val="24"/>
+          <w:szCs w:val="24"/>
           <w:lang w:eastAsia="pt-BR"/>
         </w:rPr>
       </w:pPr>
@@ -31,7 +30,8 @@
     </w:p>
     <w:p>
       <w:pPr>
-        <w:spacing w:before="100" w:beforeAutospacing="1" w:after="100" w:afterAutospacing="1" w:line="240" w:lineRule="auto"/>
+        <w:spacing w:before="480" w:after="100" w:afterAutospacing="1" w:line="240" w:lineRule="auto"/>
+        <w:jc w:val="both"/>
         <w:outlineLvl w:val="3"/>
         <w:rPr>
           <w:rFonts w:ascii="Arial" w:eastAsia="Times New Roman" w:hAnsi="Arial" w:cs="Arial"/>
@@ -42,10 +42,61 @@
           <w:lang w:eastAsia="pt-BR"/>
         </w:rPr>
       </w:pPr>
+      <w:r>
+        <w:rPr>
+          <w:rFonts w:ascii="Arial" w:eastAsia="Times New Roman" w:hAnsi="Arial" w:cs="Arial"/>
+          <w:b/>
+          <w:bCs/>
+          <w:sz w:val="24"/>
+          <w:szCs w:val="24"/>
+          <w:lang w:eastAsia="pt-BR"/>
+        </w:rPr>
+        <w:t>1. Introdução</w:t>
+      </w:r>
     </w:p>
     <w:p>
       <w:pPr>
         <w:spacing w:before="100" w:beforeAutospacing="1" w:after="100" w:afterAutospacing="1" w:line="240" w:lineRule="auto"/>
+        <w:jc w:val="both"/>
+        <w:rPr>
+          <w:rFonts w:ascii="Arial" w:eastAsia="Times New Roman" w:hAnsi="Arial" w:cs="Arial"/>
+          <w:sz w:val="24"/>
+          <w:szCs w:val="24"/>
+          <w:lang w:eastAsia="pt-BR"/>
+        </w:rPr>
+      </w:pPr>
+      <w:r>
+        <w:rPr>
+          <w:rFonts w:ascii="Arial" w:eastAsia="Times New Roman" w:hAnsi="Arial" w:cs="Arial"/>
+          <w:sz w:val="24"/>
+          <w:szCs w:val="24"/>
+          <w:lang w:eastAsia="pt-BR"/>
+        </w:rPr>
+        <w:t xml:space="preserve">Este relatório apresenta uma análise sucinta dos componentes e considerações críticas para a construção de uma infraestrutura robusta para agentes inteligentes. </w:t>
+      </w:r>
+      <w:r>
+        <w:rPr>
+          <w:rFonts w:ascii="Arial" w:eastAsia="Times New Roman" w:hAnsi="Arial" w:cs="Arial"/>
+          <w:sz w:val="24"/>
+          <w:szCs w:val="24"/>
+          <w:lang w:eastAsia="pt-BR"/>
+        </w:rPr>
+        <w:t>O objetivo é delinear os elementos fundamentais que garantem a operação eficiente, segura e escalável de sistemas de Inteligência Artificial (IA)</w:t>
+      </w:r>
+      <w:r>
+        <w:rPr>
+          <w:rFonts w:ascii="Arial" w:eastAsia="Times New Roman" w:hAnsi="Arial" w:cs="Arial"/>
+          <w:sz w:val="24"/>
+          <w:szCs w:val="24"/>
+          <w:lang w:eastAsia="pt-BR"/>
+        </w:rPr>
+        <w:t xml:space="preserve"> autônomos, desde sua arquitetura base até sua sustentabilidade operacional.</w:t>
+      </w:r>
+    </w:p>
+    <w:p>
+      <w:pPr>
+        <w:spacing w:before="480" w:after="100" w:afterAutospacing="1" w:line="240" w:lineRule="auto"/>
+        <w:jc w:val="both"/>
         <w:outlineLvl w:val="3"/>
         <w:rPr>
           <w:rFonts w:ascii="Arial" w:eastAsia="Times New Roman" w:hAnsi="Arial" w:cs="Arial"/>
@@ -65,57 +116,13 @@
           <w:szCs w:val="24"/>
           <w:lang w:eastAsia="pt-BR"/>
         </w:rPr>
-        <w:t>1. Introdução</w:t>
+        <w:t>2. Arquitetura e Frameworks</w:t>
       </w:r>
     </w:p>
     <w:p>
       <w:pPr>
         <w:spacing w:before="100" w:beforeAutospacing="1" w:after="100" w:afterAutospacing="1" w:line="240" w:lineRule="auto"/>
-        <w:rPr>
-          <w:rFonts w:ascii="Arial" w:eastAsia="Times New Roman" w:hAnsi="Arial" w:cs="Arial"/>
-          <w:sz w:val="24"/>
-          <w:szCs w:val="24"/>
-          <w:lang w:eastAsia="pt-BR"/>
-        </w:rPr>
-      </w:pPr>
-      <w:r>
-        <w:rPr>
-          <w:rFonts w:ascii="Arial" w:eastAsia="Times New Roman" w:hAnsi="Arial" w:cs="Arial"/>
-          <w:sz w:val="24"/>
-          <w:szCs w:val="24"/>
-          <w:lang w:eastAsia="pt-BR"/>
-        </w:rPr>
-        <w:t>Este relatório apresenta uma análise sucinta dos componentes e considerações críticas para a construção de uma infraestrutura robusta para agentes inteligentes. O objetivo é delinear os elementos fundamentais que garantem a operação eficiente, segura e escalável de sistemas de Inteligência Artificial (IA) autônomos, desde sua arquitetura base até sua sustentabilidade operacional.</w:t>
-      </w:r>
-    </w:p>
-    <w:p>
-      <w:pPr>
-        <w:spacing w:before="100" w:beforeAutospacing="1" w:after="100" w:afterAutospacing="1" w:line="240" w:lineRule="auto"/>
-        <w:outlineLvl w:val="3"/>
-        <w:rPr>
-          <w:rFonts w:ascii="Arial" w:eastAsia="Times New Roman" w:hAnsi="Arial" w:cs="Arial"/>
-          <w:b/>
-          <w:bCs/>
-          <w:sz w:val="24"/>
-          <w:szCs w:val="24"/>
-          <w:lang w:eastAsia="pt-BR"/>
-        </w:rPr>
-      </w:pPr>
-      <w:r>
-        <w:rPr>
-          <w:rFonts w:ascii="Arial" w:eastAsia="Times New Roman" w:hAnsi="Arial" w:cs="Arial"/>
-          <w:b/>
-          <w:bCs/>
-          <w:sz w:val="24"/>
-          <w:szCs w:val="24"/>
-          <w:lang w:eastAsia="pt-BR"/>
-        </w:rPr>
-        <w:t>2. Arquitetura e Frameworks</w:t>
-      </w:r>
-    </w:p>
-    <w:p>
-      <w:pPr>
-        <w:spacing w:before="100" w:beforeAutospacing="1" w:after="100" w:afterAutospacing="1" w:line="240" w:lineRule="auto"/>
+        <w:jc w:val="both"/>
         <w:rPr>
           <w:rFonts w:ascii="Arial" w:eastAsia="Times New Roman" w:hAnsi="Arial" w:cs="Arial"/>
           <w:sz w:val="24"/>
@@ -139,7 +146,9 @@
           <w:ilvl w:val="0"/>
           <w:numId w:val="13"/>
         </w:numPr>
-        <w:spacing w:before="100" w:beforeAutospacing="1" w:after="100" w:afterAutospacing="1" w:line="240" w:lineRule="auto"/>
+        <w:spacing w:before="360" w:after="240" w:line="240" w:lineRule="auto"/>
+        <w:ind w:hanging="357"/>
+        <w:jc w:val="both"/>
         <w:rPr>
           <w:rFonts w:ascii="Arial" w:eastAsia="Times New Roman" w:hAnsi="Arial" w:cs="Arial"/>
           <w:sz w:val="24"/>
@@ -165,7 +174,9 @@
           <w:ilvl w:val="1"/>
           <w:numId w:val="13"/>
         </w:numPr>
-        <w:spacing w:before="100" w:beforeAutospacing="1" w:after="100" w:afterAutospacing="1" w:line="240" w:lineRule="auto"/>
+        <w:spacing w:before="100" w:beforeAutospacing="1" w:after="240" w:line="240" w:lineRule="auto"/>
+        <w:ind w:hanging="357"/>
+        <w:jc w:val="both"/>
         <w:rPr>
           <w:rFonts w:ascii="Arial" w:eastAsia="Times New Roman" w:hAnsi="Arial" w:cs="Arial"/>
           <w:sz w:val="24"/>
@@ -280,7 +291,9 @@
           <w:ilvl w:val="1"/>
           <w:numId w:val="13"/>
         </w:numPr>
-        <w:spacing w:before="100" w:beforeAutospacing="1" w:after="100" w:afterAutospacing="1" w:line="240" w:lineRule="auto"/>
+        <w:spacing w:before="100" w:beforeAutospacing="1" w:after="240" w:line="240" w:lineRule="auto"/>
+        <w:ind w:hanging="357"/>
+        <w:jc w:val="both"/>
         <w:rPr>
           <w:rFonts w:ascii="Arial" w:eastAsia="Times New Roman" w:hAnsi="Arial" w:cs="Arial"/>
           <w:sz w:val="24"/>
@@ -335,7 +348,9 @@
           <w:ilvl w:val="1"/>
           <w:numId w:val="13"/>
         </w:numPr>
-        <w:spacing w:before="100" w:beforeAutospacing="1" w:after="100" w:afterAutospacing="1" w:line="240" w:lineRule="auto"/>
+        <w:spacing w:before="100" w:beforeAutospacing="1" w:after="240" w:line="240" w:lineRule="auto"/>
+        <w:ind w:hanging="357"/>
+        <w:jc w:val="both"/>
         <w:rPr>
           <w:rFonts w:ascii="Arial" w:eastAsia="Times New Roman" w:hAnsi="Arial" w:cs="Arial"/>
           <w:sz w:val="24"/>
@@ -370,9 +385,13 @@
           <w:ilvl w:val="0"/>
           <w:numId w:val="13"/>
         </w:numPr>
-        <w:spacing w:before="100" w:beforeAutospacing="1" w:after="100" w:afterAutospacing="1" w:line="240" w:lineRule="auto"/>
-        <w:rPr>
-          <w:rFonts w:ascii="Arial" w:eastAsia="Times New Roman" w:hAnsi="Arial" w:cs="Arial"/>
+        <w:spacing w:before="360" w:after="240" w:line="240" w:lineRule="auto"/>
+        <w:ind w:hanging="357"/>
+        <w:jc w:val="both"/>
+        <w:rPr>
+          <w:rFonts w:ascii="Arial" w:eastAsia="Times New Roman" w:hAnsi="Arial" w:cs="Arial"/>
+          <w:b/>
+          <w:bCs/>
           <w:sz w:val="24"/>
           <w:szCs w:val="24"/>
           <w:lang w:eastAsia="pt-BR"/>
@@ -396,7 +415,9 @@
           <w:ilvl w:val="1"/>
           <w:numId w:val="13"/>
         </w:numPr>
-        <w:spacing w:before="100" w:beforeAutospacing="1" w:after="100" w:afterAutospacing="1" w:line="240" w:lineRule="auto"/>
+        <w:spacing w:before="100" w:beforeAutospacing="1" w:after="240" w:line="240" w:lineRule="auto"/>
+        <w:ind w:hanging="357"/>
+        <w:jc w:val="both"/>
         <w:rPr>
           <w:rFonts w:ascii="Arial" w:eastAsia="Times New Roman" w:hAnsi="Arial" w:cs="Arial"/>
           <w:sz w:val="24"/>
@@ -491,7 +512,9 @@
           <w:ilvl w:val="1"/>
           <w:numId w:val="13"/>
         </w:numPr>
-        <w:spacing w:before="100" w:beforeAutospacing="1" w:after="100" w:afterAutospacing="1" w:line="240" w:lineRule="auto"/>
+        <w:spacing w:before="100" w:beforeAutospacing="1" w:after="240" w:line="240" w:lineRule="auto"/>
+        <w:ind w:hanging="357"/>
+        <w:jc w:val="both"/>
         <w:rPr>
           <w:rFonts w:ascii="Arial" w:eastAsia="Times New Roman" w:hAnsi="Arial" w:cs="Arial"/>
           <w:sz w:val="24"/>
@@ -579,7 +602,9 @@
           <w:ilvl w:val="1"/>
           <w:numId w:val="13"/>
         </w:numPr>
-        <w:spacing w:before="100" w:beforeAutospacing="1" w:after="100" w:afterAutospacing="1" w:line="240" w:lineRule="auto"/>
+        <w:spacing w:before="100" w:beforeAutospacing="1" w:after="240" w:line="240" w:lineRule="auto"/>
+        <w:ind w:hanging="357"/>
+        <w:jc w:val="both"/>
         <w:rPr>
           <w:rFonts w:ascii="Arial" w:eastAsia="Times New Roman" w:hAnsi="Arial" w:cs="Arial"/>
           <w:sz w:val="24"/>
@@ -634,7 +659,9 @@
           <w:ilvl w:val="1"/>
           <w:numId w:val="13"/>
         </w:numPr>
-        <w:spacing w:before="100" w:beforeAutospacing="1" w:after="100" w:afterAutospacing="1" w:line="240" w:lineRule="auto"/>
+        <w:spacing w:before="100" w:beforeAutospacing="1" w:after="240" w:line="240" w:lineRule="auto"/>
+        <w:ind w:hanging="357"/>
+        <w:jc w:val="both"/>
         <w:rPr>
           <w:rFonts w:ascii="Arial" w:eastAsia="Times New Roman" w:hAnsi="Arial" w:cs="Arial"/>
           <w:sz w:val="24"/>
@@ -705,7 +732,21 @@
     </w:p>
     <w:p>
       <w:pPr>
-        <w:spacing w:before="100" w:beforeAutospacing="1" w:after="100" w:afterAutospacing="1" w:line="240" w:lineRule="auto"/>
+        <w:spacing w:before="100" w:beforeAutospacing="1" w:after="240" w:line="240" w:lineRule="auto"/>
+        <w:ind w:left="1440"/>
+        <w:jc w:val="both"/>
+        <w:rPr>
+          <w:rFonts w:ascii="Arial" w:eastAsia="Times New Roman" w:hAnsi="Arial" w:cs="Arial"/>
+          <w:sz w:val="24"/>
+          <w:szCs w:val="24"/>
+          <w:lang w:eastAsia="pt-BR"/>
+        </w:rPr>
+      </w:pPr>
+    </w:p>
+    <w:p>
+      <w:pPr>
+        <w:spacing w:before="480" w:after="100" w:afterAutospacing="1" w:line="240" w:lineRule="auto"/>
+        <w:jc w:val="both"/>
         <w:outlineLvl w:val="3"/>
         <w:rPr>
           <w:rFonts w:ascii="Arial" w:eastAsia="Times New Roman" w:hAnsi="Arial" w:cs="Arial"/>
@@ -725,12 +766,14 @@
           <w:szCs w:val="24"/>
           <w:lang w:eastAsia="pt-BR"/>
         </w:rPr>
+        <w:lastRenderedPageBreak/>
         <w:t>3. Desempenho, Eficiência e Escalabilidade</w:t>
       </w:r>
     </w:p>
     <w:p>
       <w:pPr>
         <w:spacing w:before="100" w:beforeAutospacing="1" w:after="100" w:afterAutospacing="1" w:line="240" w:lineRule="auto"/>
+        <w:jc w:val="both"/>
         <w:rPr>
           <w:rFonts w:ascii="Arial" w:eastAsia="Times New Roman" w:hAnsi="Arial" w:cs="Arial"/>
           <w:sz w:val="24"/>
@@ -754,7 +797,9 @@
           <w:ilvl w:val="0"/>
           <w:numId w:val="14"/>
         </w:numPr>
-        <w:spacing w:before="100" w:beforeAutospacing="1" w:after="100" w:afterAutospacing="1" w:line="240" w:lineRule="auto"/>
+        <w:spacing w:before="100" w:beforeAutospacing="1" w:after="240" w:line="240" w:lineRule="auto"/>
+        <w:ind w:left="714" w:hanging="357"/>
+        <w:jc w:val="both"/>
         <w:rPr>
           <w:rFonts w:ascii="Arial" w:eastAsia="Times New Roman" w:hAnsi="Arial" w:cs="Arial"/>
           <w:sz w:val="24"/>
@@ -824,6 +869,134 @@
         </w:rPr>
         <w:t xml:space="preserve"> (vazão de processamento) conforme o caso de uso.</w:t>
       </w:r>
+    </w:p>
+    <w:p>
+      <w:pPr>
+        <w:spacing w:before="240" w:after="240"/>
+        <w:ind w:left="1134"/>
+        <w:rPr>
+          <w:rFonts w:ascii="Arial" w:hAnsi="Arial" w:cs="Arial"/>
+          <w:b/>
+        </w:rPr>
+      </w:pPr>
+      <w:r>
+        <w:rPr>
+          <w:rFonts w:ascii="Arial" w:hAnsi="Arial" w:cs="Arial"/>
+          <w:b/>
+        </w:rPr>
+        <w:t>Exemplo prático:</w:t>
+      </w:r>
+    </w:p>
+    <w:p>
+      <w:pPr>
+        <w:pStyle w:val="PargrafodaLista"/>
+        <w:numPr>
+          <w:ilvl w:val="0"/>
+          <w:numId w:val="20"/>
+        </w:numPr>
+        <w:spacing w:before="240" w:after="240" w:line="276" w:lineRule="auto"/>
+        <w:rPr>
+          <w:rFonts w:ascii="Arial" w:hAnsi="Arial" w:cs="Arial"/>
+        </w:rPr>
+      </w:pPr>
+      <w:r>
+        <w:rPr>
+          <w:rFonts w:ascii="Arial" w:hAnsi="Arial" w:cs="Arial"/>
+        </w:rPr>
+        <w:t>Um usuário acessa um site de e-commerce e o produto aparece em menos de 1 segundo. Isso é um bom desempenho.</w:t>
+      </w:r>
+    </w:p>
+    <w:p>
+      <w:pPr>
+        <w:pStyle w:val="PargrafodaLista"/>
+        <w:numPr>
+          <w:ilvl w:val="0"/>
+          <w:numId w:val="20"/>
+        </w:numPr>
+        <w:spacing w:after="240" w:line="276" w:lineRule="auto"/>
+        <w:rPr>
+          <w:rFonts w:ascii="Arial" w:hAnsi="Arial" w:cs="Arial"/>
+        </w:rPr>
+      </w:pPr>
+      <w:r>
+        <w:rPr>
+          <w:rFonts w:ascii="Arial" w:hAnsi="Arial" w:cs="Arial"/>
+        </w:rPr>
+        <w:t>Se a página demora 5 segundos para carregar, é um problema de desempenho.</w:t>
+      </w:r>
+    </w:p>
+    <w:p>
+      <w:pPr>
+        <w:spacing w:before="240" w:after="240"/>
+        <w:ind w:left="1134"/>
+        <w:rPr>
+          <w:rFonts w:ascii="Arial" w:hAnsi="Arial" w:cs="Arial"/>
+          <w:b/>
+        </w:rPr>
+      </w:pPr>
+      <w:r>
+        <w:rPr>
+          <w:rFonts w:ascii="Arial" w:hAnsi="Arial" w:cs="Arial"/>
+          <w:b/>
+        </w:rPr>
+        <w:t>Métricas comuns:</w:t>
+      </w:r>
+    </w:p>
+    <w:p>
+      <w:pPr>
+        <w:pStyle w:val="PargrafodaLista"/>
+        <w:numPr>
+          <w:ilvl w:val="0"/>
+          <w:numId w:val="21"/>
+        </w:numPr>
+        <w:spacing w:before="240" w:after="240" w:line="276" w:lineRule="auto"/>
+        <w:rPr>
+          <w:rFonts w:ascii="Arial" w:hAnsi="Arial" w:cs="Arial"/>
+        </w:rPr>
+      </w:pPr>
+      <w:r>
+        <w:rPr>
+          <w:rFonts w:ascii="Arial" w:hAnsi="Arial" w:cs="Arial"/>
+        </w:rPr>
+        <w:t>Latência: &lt; 200ms (ideal)</w:t>
+      </w:r>
+    </w:p>
+    <w:p>
+      <w:pPr>
+        <w:pStyle w:val="PargrafodaLista"/>
+        <w:numPr>
+          <w:ilvl w:val="0"/>
+          <w:numId w:val="21"/>
+        </w:numPr>
+        <w:spacing w:after="240" w:line="276" w:lineRule="auto"/>
+        <w:rPr>
+          <w:rFonts w:ascii="Arial" w:hAnsi="Arial" w:cs="Arial"/>
+        </w:rPr>
+      </w:pPr>
+      <w:proofErr w:type="spellStart"/>
+      <w:r>
+        <w:rPr>
+          <w:rFonts w:ascii="Arial" w:hAnsi="Arial" w:cs="Arial"/>
+        </w:rPr>
+        <w:t>Throughput</w:t>
+      </w:r>
+      <w:proofErr w:type="spellEnd"/>
+      <w:r>
+        <w:rPr>
+          <w:rFonts w:ascii="Arial" w:hAnsi="Arial" w:cs="Arial"/>
+        </w:rPr>
+        <w:t>: 500 requisições/segundo (ou mais)</w:t>
+      </w:r>
+    </w:p>
+    <w:p>
+      <w:pPr>
+        <w:pStyle w:val="PargrafodaLista"/>
+        <w:spacing w:after="240" w:line="276" w:lineRule="auto"/>
+        <w:ind w:left="1494"/>
+        <w:rPr>
+          <w:rFonts w:ascii="Arial" w:hAnsi="Arial" w:cs="Arial"/>
+        </w:rPr>
+      </w:pPr>
     </w:p>
     <w:p>
       <w:pPr>
@@ -831,7 +1004,9 @@
           <w:ilvl w:val="0"/>
           <w:numId w:val="14"/>
         </w:numPr>
-        <w:spacing w:before="100" w:beforeAutospacing="1" w:after="100" w:afterAutospacing="1" w:line="240" w:lineRule="auto"/>
+        <w:spacing w:before="100" w:beforeAutospacing="1" w:after="240" w:line="240" w:lineRule="auto"/>
+        <w:ind w:left="714" w:hanging="357"/>
+        <w:jc w:val="both"/>
         <w:rPr>
           <w:rFonts w:ascii="Arial" w:eastAsia="Times New Roman" w:hAnsi="Arial" w:cs="Arial"/>
           <w:sz w:val="24"/>
@@ -848,18 +1023,148 @@
           <w:szCs w:val="24"/>
           <w:lang w:eastAsia="pt-BR"/>
         </w:rPr>
-        <w:lastRenderedPageBreak/>
-        <w:t>Escalabilidade:</w:t>
-      </w:r>
-      <w:r>
-        <w:rPr>
-          <w:rFonts w:ascii="Arial" w:eastAsia="Times New Roman" w:hAnsi="Arial" w:cs="Arial"/>
-          <w:sz w:val="24"/>
-          <w:szCs w:val="24"/>
-          <w:lang w:eastAsia="pt-BR"/>
-        </w:rPr>
-        <w:t xml:space="preserve"> Emprego de computação distribuída para dividir a carga de trabalho.</w:t>
-      </w:r>
+        <w:t>Eficiência</w:t>
+      </w:r>
+      <w:r>
+        <w:rPr>
+          <w:rFonts w:ascii="Arial" w:eastAsia="Times New Roman" w:hAnsi="Arial" w:cs="Arial"/>
+          <w:b/>
+          <w:bCs/>
+          <w:sz w:val="24"/>
+          <w:szCs w:val="24"/>
+          <w:lang w:eastAsia="pt-BR"/>
+        </w:rPr>
+        <w:t xml:space="preserve">: </w:t>
+      </w:r>
+      <w:r>
+        <w:rPr>
+          <w:rFonts w:ascii="Arial" w:eastAsia="Times New Roman" w:hAnsi="Arial" w:cs="Arial"/>
+          <w:sz w:val="24"/>
+          <w:szCs w:val="24"/>
+          <w:lang w:eastAsia="pt-BR"/>
+        </w:rPr>
+        <w:t>Capacidade de entregar bons resultados com o menor uso possível de recursos (CPU, memória, energia ou dinheiro).</w:t>
+      </w:r>
+    </w:p>
+    <w:p>
+      <w:pPr>
+        <w:spacing w:before="240" w:after="240"/>
+        <w:ind w:left="1134"/>
+        <w:rPr>
+          <w:rFonts w:ascii="Arial" w:hAnsi="Arial" w:cs="Arial"/>
+          <w:b/>
+        </w:rPr>
+      </w:pPr>
+      <w:r>
+        <w:rPr>
+          <w:rFonts w:ascii="Arial" w:hAnsi="Arial" w:cs="Arial"/>
+          <w:b/>
+        </w:rPr>
+        <w:t>Exemplo prático:</w:t>
+      </w:r>
+    </w:p>
+    <w:p>
+      <w:pPr>
+        <w:pStyle w:val="PargrafodaLista"/>
+        <w:numPr>
+          <w:ilvl w:val="0"/>
+          <w:numId w:val="20"/>
+        </w:numPr>
+        <w:spacing w:before="240" w:after="240" w:line="276" w:lineRule="auto"/>
+        <w:rPr>
+          <w:rFonts w:ascii="Arial" w:hAnsi="Arial" w:cs="Arial"/>
+        </w:rPr>
+      </w:pPr>
+      <w:r>
+        <w:rPr>
+          <w:rFonts w:ascii="Arial" w:hAnsi="Arial" w:cs="Arial"/>
+        </w:rPr>
+        <w:t>Dois servidores fazem o mesmo trabalho. Um usa 50% de CPU e o outro usa 90%. O primeiro é mais eficiente.</w:t>
+      </w:r>
+    </w:p>
+    <w:p>
+      <w:pPr>
+        <w:pStyle w:val="PargrafodaLista"/>
+        <w:numPr>
+          <w:ilvl w:val="0"/>
+          <w:numId w:val="20"/>
+        </w:numPr>
+        <w:spacing w:before="240" w:after="240" w:line="276" w:lineRule="auto"/>
+        <w:rPr>
+          <w:rFonts w:ascii="Arial" w:hAnsi="Arial" w:cs="Arial"/>
+        </w:rPr>
+      </w:pPr>
+      <w:r>
+        <w:rPr>
+          <w:rFonts w:ascii="Arial" w:hAnsi="Arial" w:cs="Arial"/>
+        </w:rPr>
+        <w:t>Uma aplicação otimizada reduz o consumo de banco de dados em 40%, mantendo a mesma velocidade. Isso melhora a eficiência operacional e financeira.</w:t>
+      </w:r>
+    </w:p>
+    <w:p>
+      <w:pPr>
+        <w:spacing w:before="240" w:after="240"/>
+        <w:ind w:left="1134"/>
+        <w:rPr>
+          <w:rFonts w:ascii="Arial" w:hAnsi="Arial" w:cs="Arial"/>
+          <w:b/>
+        </w:rPr>
+      </w:pPr>
+      <w:r>
+        <w:rPr>
+          <w:rFonts w:ascii="Arial" w:hAnsi="Arial" w:cs="Arial"/>
+          <w:b/>
+        </w:rPr>
+        <w:t>Métricas comuns:</w:t>
+      </w:r>
+    </w:p>
+    <w:p>
+      <w:pPr>
+        <w:pStyle w:val="PargrafodaLista"/>
+        <w:numPr>
+          <w:ilvl w:val="0"/>
+          <w:numId w:val="20"/>
+        </w:numPr>
+        <w:spacing w:before="240" w:after="240" w:line="276" w:lineRule="auto"/>
+        <w:rPr>
+          <w:rFonts w:ascii="Arial" w:hAnsi="Arial" w:cs="Arial"/>
+        </w:rPr>
+      </w:pPr>
+      <w:r>
+        <w:rPr>
+          <w:rFonts w:ascii="Arial" w:hAnsi="Arial" w:cs="Arial"/>
+        </w:rPr>
+        <w:t>Custo por requisição</w:t>
+      </w:r>
+    </w:p>
+    <w:p>
+      <w:pPr>
+        <w:pStyle w:val="PargrafodaLista"/>
+        <w:numPr>
+          <w:ilvl w:val="0"/>
+          <w:numId w:val="20"/>
+        </w:numPr>
+        <w:spacing w:before="240" w:after="240" w:line="276" w:lineRule="auto"/>
+        <w:rPr>
+          <w:rFonts w:ascii="Arial" w:hAnsi="Arial" w:cs="Arial"/>
+        </w:rPr>
+      </w:pPr>
+      <w:r>
+        <w:rPr>
+          <w:rFonts w:ascii="Arial" w:hAnsi="Arial" w:cs="Arial"/>
+        </w:rPr>
+        <w:t>Uso de CPU/RAM proporcional ao trabalho executado</w:t>
+      </w:r>
+    </w:p>
+    <w:p>
+      <w:pPr>
+        <w:pStyle w:val="PargrafodaLista"/>
+        <w:spacing w:after="240" w:line="276" w:lineRule="auto"/>
+        <w:ind w:left="1494"/>
+        <w:rPr>
+          <w:rFonts w:ascii="Arial" w:hAnsi="Arial" w:cs="Arial"/>
+        </w:rPr>
+      </w:pPr>
     </w:p>
     <w:p>
       <w:pPr>
@@ -867,7 +1172,9 @@
           <w:ilvl w:val="0"/>
           <w:numId w:val="14"/>
         </w:numPr>
-        <w:spacing w:before="100" w:beforeAutospacing="1" w:after="100" w:afterAutospacing="1" w:line="240" w:lineRule="auto"/>
+        <w:spacing w:before="100" w:beforeAutospacing="1" w:after="240" w:line="240" w:lineRule="auto"/>
+        <w:ind w:left="714" w:hanging="357"/>
+        <w:jc w:val="both"/>
         <w:rPr>
           <w:rFonts w:ascii="Arial" w:eastAsia="Times New Roman" w:hAnsi="Arial" w:cs="Arial"/>
           <w:sz w:val="24"/>
@@ -884,68 +1191,401 @@
           <w:szCs w:val="24"/>
           <w:lang w:eastAsia="pt-BR"/>
         </w:rPr>
-        <w:t>Elasticidade:</w:t>
-      </w:r>
-      <w:r>
-        <w:rPr>
-          <w:rFonts w:ascii="Arial" w:eastAsia="Times New Roman" w:hAnsi="Arial" w:cs="Arial"/>
-          <w:sz w:val="24"/>
-          <w:szCs w:val="24"/>
-          <w:lang w:eastAsia="pt-BR"/>
-        </w:rPr>
-        <w:t xml:space="preserve"> Implementação de mecanismos de </w:t>
-      </w:r>
-      <w:proofErr w:type="spellStart"/>
-      <w:r>
-        <w:rPr>
-          <w:rFonts w:ascii="Arial" w:eastAsia="Times New Roman" w:hAnsi="Arial" w:cs="Arial"/>
-          <w:i/>
-          <w:iCs/>
-          <w:sz w:val="24"/>
-          <w:szCs w:val="24"/>
-          <w:lang w:eastAsia="pt-BR"/>
-        </w:rPr>
-        <w:t>auto-scaling</w:t>
-      </w:r>
-      <w:proofErr w:type="spellEnd"/>
-      <w:r>
-        <w:rPr>
-          <w:rFonts w:ascii="Arial" w:eastAsia="Times New Roman" w:hAnsi="Arial" w:cs="Arial"/>
-          <w:sz w:val="24"/>
-          <w:szCs w:val="24"/>
-          <w:lang w:eastAsia="pt-BR"/>
-        </w:rPr>
-        <w:t xml:space="preserve"> em nuvem (AWS, Azure, GCP) para alocar e desalocar recursos dinamicamente, garantindo eficiência de custo e performance.</w:t>
+        <w:t>Escalabilidade:</w:t>
+      </w:r>
+      <w:r>
+        <w:rPr>
+          <w:rFonts w:ascii="Arial" w:eastAsia="Times New Roman" w:hAnsi="Arial" w:cs="Arial"/>
+          <w:sz w:val="24"/>
+          <w:szCs w:val="24"/>
+          <w:lang w:eastAsia="pt-BR"/>
+        </w:rPr>
+        <w:t xml:space="preserve"> Emprego de computação distribuída para dividir a carga de trabalho.</w:t>
       </w:r>
     </w:p>
     <w:p>
       <w:pPr>
-        <w:spacing w:before="100" w:beforeAutospacing="1" w:after="100" w:afterAutospacing="1" w:line="240" w:lineRule="auto"/>
-        <w:outlineLvl w:val="3"/>
-        <w:rPr>
-          <w:rFonts w:ascii="Arial" w:eastAsia="Times New Roman" w:hAnsi="Arial" w:cs="Arial"/>
+        <w:spacing w:before="240" w:after="240"/>
+        <w:ind w:left="1134"/>
+        <w:rPr>
+          <w:rFonts w:ascii="Arial" w:hAnsi="Arial" w:cs="Arial"/>
+          <w:b/>
+        </w:rPr>
+      </w:pPr>
+      <w:r>
+        <w:rPr>
+          <w:rFonts w:ascii="Arial" w:hAnsi="Arial" w:cs="Arial"/>
+          <w:b/>
+        </w:rPr>
+        <w:t>Exemplo prático:</w:t>
+      </w:r>
+    </w:p>
+    <w:p>
+      <w:pPr>
+        <w:pStyle w:val="PargrafodaLista"/>
+        <w:numPr>
+          <w:ilvl w:val="0"/>
+          <w:numId w:val="25"/>
+        </w:numPr>
+        <w:spacing w:before="240" w:after="0" w:line="276" w:lineRule="auto"/>
+        <w:rPr>
+          <w:rFonts w:ascii="Arial" w:hAnsi="Arial" w:cs="Arial"/>
+        </w:rPr>
+      </w:pPr>
+      <w:r>
+        <w:rPr>
+          <w:rFonts w:ascii="Arial" w:hAnsi="Arial" w:cs="Arial"/>
+        </w:rPr>
+        <w:t>Durante a Black Friday, o número de acessos aumenta de 1 mil para 100 mil usuários simultâneos.</w:t>
+      </w:r>
+    </w:p>
+    <w:p>
+      <w:pPr>
+        <w:pStyle w:val="PargrafodaLista"/>
+        <w:numPr>
+          <w:ilvl w:val="0"/>
+          <w:numId w:val="25"/>
+        </w:numPr>
+        <w:spacing w:after="0" w:line="276" w:lineRule="auto"/>
+        <w:rPr>
+          <w:rFonts w:ascii="Arial" w:hAnsi="Arial" w:cs="Arial"/>
+        </w:rPr>
+      </w:pPr>
+      <w:r>
+        <w:rPr>
+          <w:rFonts w:ascii="Arial" w:hAnsi="Arial" w:cs="Arial"/>
+        </w:rPr>
+        <w:t>O sistema ativa automaticamente novas instâncias de servidor (</w:t>
+      </w:r>
+      <w:proofErr w:type="spellStart"/>
+      <w:r>
+        <w:rPr>
+          <w:rFonts w:ascii="Arial" w:hAnsi="Arial" w:cs="Arial"/>
+        </w:rPr>
+        <w:t>auto-scaling</w:t>
+      </w:r>
+      <w:proofErr w:type="spellEnd"/>
+      <w:r>
+        <w:rPr>
+          <w:rFonts w:ascii="Arial" w:hAnsi="Arial" w:cs="Arial"/>
+        </w:rPr>
+        <w:t>).</w:t>
+      </w:r>
+    </w:p>
+    <w:p>
+      <w:pPr>
+        <w:pStyle w:val="PargrafodaLista"/>
+        <w:numPr>
+          <w:ilvl w:val="0"/>
+          <w:numId w:val="25"/>
+        </w:numPr>
+        <w:spacing w:after="240" w:line="276" w:lineRule="auto"/>
+        <w:rPr>
+          <w:rFonts w:ascii="Arial" w:hAnsi="Arial" w:cs="Arial"/>
+        </w:rPr>
+      </w:pPr>
+      <w:r>
+        <w:rPr>
+          <w:rFonts w:ascii="Arial" w:hAnsi="Arial" w:cs="Arial"/>
+        </w:rPr>
+        <w:t>Os usuários não percebem lentidão, mesmo com o pico.</w:t>
+      </w:r>
+    </w:p>
+    <w:p>
+      <w:pPr>
+        <w:spacing w:before="240" w:after="240"/>
+        <w:ind w:left="1134"/>
+        <w:rPr>
+          <w:rFonts w:ascii="Arial" w:hAnsi="Arial" w:cs="Arial"/>
           <w:b/>
           <w:bCs/>
-          <w:sz w:val="24"/>
-          <w:szCs w:val="24"/>
-          <w:lang w:eastAsia="pt-BR"/>
-        </w:rPr>
-      </w:pPr>
-      <w:r>
-        <w:rPr>
-          <w:rFonts w:ascii="Arial" w:eastAsia="Times New Roman" w:hAnsi="Arial" w:cs="Arial"/>
+        </w:rPr>
+      </w:pPr>
+      <w:r>
+        <w:rPr>
+          <w:rFonts w:ascii="Arial" w:hAnsi="Arial" w:cs="Arial"/>
           <w:b/>
           <w:bCs/>
-          <w:sz w:val="24"/>
-          <w:szCs w:val="24"/>
-          <w:lang w:eastAsia="pt-BR"/>
-        </w:rPr>
-        <w:t>4. Segurança, Governança e Conformidade</w:t>
+        </w:rPr>
+        <w:lastRenderedPageBreak/>
+        <w:t>Outro exemplo:</w:t>
       </w:r>
     </w:p>
     <w:p>
       <w:pPr>
+        <w:pStyle w:val="PargrafodaLista"/>
+        <w:numPr>
+          <w:ilvl w:val="0"/>
+          <w:numId w:val="27"/>
+        </w:numPr>
+        <w:spacing w:before="240" w:after="240" w:line="276" w:lineRule="auto"/>
+        <w:rPr>
+          <w:rFonts w:ascii="Arial" w:hAnsi="Arial" w:cs="Arial"/>
+        </w:rPr>
+      </w:pPr>
+      <w:r>
+        <w:rPr>
+          <w:rFonts w:ascii="Arial" w:hAnsi="Arial" w:cs="Arial"/>
+        </w:rPr>
+        <w:t>Um aplicativo que funcionava bem com 1.000 usuários, mas começa a travar com 5.000. Isso mostra falta de escalabilidade.</w:t>
+      </w:r>
+    </w:p>
+    <w:p>
+      <w:pPr>
+        <w:spacing w:before="240" w:after="240"/>
+        <w:ind w:left="1134"/>
+        <w:rPr>
+          <w:rFonts w:ascii="Arial" w:hAnsi="Arial" w:cs="Arial"/>
+          <w:b/>
+        </w:rPr>
+      </w:pPr>
+      <w:r>
+        <w:rPr>
+          <w:rFonts w:ascii="Arial" w:hAnsi="Arial" w:cs="Arial"/>
+          <w:b/>
+        </w:rPr>
+        <w:t>Técnicas comuns:</w:t>
+      </w:r>
+    </w:p>
+    <w:p>
+      <w:pPr>
+        <w:pStyle w:val="PargrafodaLista"/>
+        <w:numPr>
+          <w:ilvl w:val="0"/>
+          <w:numId w:val="25"/>
+        </w:numPr>
+        <w:spacing w:after="240" w:line="360" w:lineRule="auto"/>
+        <w:ind w:left="1491" w:hanging="357"/>
+        <w:rPr>
+          <w:rFonts w:ascii="Arial" w:hAnsi="Arial" w:cs="Arial"/>
+        </w:rPr>
+      </w:pPr>
+      <w:r>
+        <w:rPr>
+          <w:rFonts w:ascii="Arial" w:hAnsi="Arial" w:cs="Arial"/>
+          <w:b/>
+          <w:bCs/>
+        </w:rPr>
+        <w:t xml:space="preserve">Auto </w:t>
+      </w:r>
+      <w:proofErr w:type="spellStart"/>
+      <w:r>
+        <w:rPr>
+          <w:rFonts w:ascii="Arial" w:hAnsi="Arial" w:cs="Arial"/>
+          <w:b/>
+          <w:bCs/>
+        </w:rPr>
+        <w:t>Scaling</w:t>
+      </w:r>
+      <w:proofErr w:type="spellEnd"/>
+      <w:r>
+        <w:rPr>
+          <w:rFonts w:ascii="Arial" w:hAnsi="Arial" w:cs="Arial"/>
+        </w:rPr>
+        <w:t xml:space="preserve"> (AWS, Azure, GCP)</w:t>
+      </w:r>
+      <w:r>
+        <w:rPr>
+          <w:rFonts w:ascii="Arial" w:hAnsi="Arial" w:cs="Arial"/>
+        </w:rPr>
+        <w:t xml:space="preserve"> -&gt; </w:t>
+      </w:r>
+      <w:r>
+        <w:rPr>
+          <w:rFonts w:ascii="Arial" w:hAnsi="Arial" w:cs="Arial"/>
+        </w:rPr>
+        <w:t xml:space="preserve">O </w:t>
+      </w:r>
+      <w:proofErr w:type="gramStart"/>
+      <w:r>
+        <w:rPr>
+          <w:rFonts w:ascii="Arial" w:hAnsi="Arial" w:cs="Arial"/>
+        </w:rPr>
+        <w:t>sistema ativa</w:t>
+      </w:r>
+      <w:proofErr w:type="gramEnd"/>
+      <w:r>
+        <w:rPr>
+          <w:rFonts w:ascii="Arial" w:hAnsi="Arial" w:cs="Arial"/>
+        </w:rPr>
+        <w:t xml:space="preserve"> automaticamente novas instâncias de servidor</w:t>
+      </w:r>
+      <w:r>
+        <w:rPr>
+          <w:rFonts w:ascii="Arial" w:hAnsi="Arial" w:cs="Arial"/>
+        </w:rPr>
+        <w:t>.</w:t>
+      </w:r>
+    </w:p>
+    <w:p>
+      <w:pPr>
+        <w:pStyle w:val="PargrafodaLista"/>
+        <w:numPr>
+          <w:ilvl w:val="0"/>
+          <w:numId w:val="25"/>
+        </w:numPr>
+        <w:spacing w:after="240" w:line="240" w:lineRule="auto"/>
+        <w:ind w:left="1491" w:hanging="357"/>
+        <w:contextualSpacing w:val="0"/>
+        <w:rPr>
+          <w:rFonts w:ascii="Arial" w:hAnsi="Arial" w:cs="Arial"/>
+        </w:rPr>
+      </w:pPr>
+      <w:proofErr w:type="spellStart"/>
+      <w:r>
+        <w:rPr>
+          <w:rFonts w:ascii="Arial" w:hAnsi="Arial" w:cs="Arial"/>
+          <w:b/>
+          <w:bCs/>
+        </w:rPr>
+        <w:t>Sharding</w:t>
+      </w:r>
+      <w:proofErr w:type="spellEnd"/>
+      <w:r>
+        <w:rPr>
+          <w:rFonts w:ascii="Arial" w:hAnsi="Arial" w:cs="Arial"/>
+          <w:b/>
+          <w:bCs/>
+        </w:rPr>
+        <w:t xml:space="preserve"> de banco de dados</w:t>
+      </w:r>
+      <w:r>
+        <w:rPr>
+          <w:rFonts w:ascii="Arial" w:hAnsi="Arial" w:cs="Arial"/>
+        </w:rPr>
+        <w:t xml:space="preserve"> -&gt; É</w:t>
+      </w:r>
+      <w:r>
+        <w:rPr>
+          <w:rFonts w:ascii="Arial" w:hAnsi="Arial" w:cs="Arial"/>
+        </w:rPr>
+        <w:t xml:space="preserve"> a técnica de dividir um banco de dados grande em vários bancos menores (</w:t>
+      </w:r>
+      <w:proofErr w:type="spellStart"/>
+      <w:r>
+        <w:rPr>
+          <w:rFonts w:ascii="Arial" w:hAnsi="Arial" w:cs="Arial"/>
+        </w:rPr>
+        <w:t>shards</w:t>
+      </w:r>
+      <w:proofErr w:type="spellEnd"/>
+      <w:r>
+        <w:rPr>
+          <w:rFonts w:ascii="Arial" w:hAnsi="Arial" w:cs="Arial"/>
+        </w:rPr>
+        <w:t>) que podem ser distribuídos em diferentes servidores ou regiões.</w:t>
+      </w:r>
+    </w:p>
+    <w:p>
+      <w:pPr>
+        <w:pStyle w:val="PargrafodaLista"/>
+        <w:numPr>
+          <w:ilvl w:val="0"/>
+          <w:numId w:val="25"/>
+        </w:numPr>
+        <w:spacing w:after="240" w:line="276" w:lineRule="auto"/>
+        <w:ind w:left="1491" w:hanging="357"/>
+        <w:contextualSpacing w:val="0"/>
+        <w:rPr>
+          <w:rFonts w:ascii="Arial" w:hAnsi="Arial" w:cs="Arial"/>
+        </w:rPr>
+      </w:pPr>
+      <w:r>
+        <w:rPr>
+          <w:rFonts w:ascii="Arial" w:hAnsi="Arial" w:cs="Arial"/>
+          <w:b/>
+          <w:bCs/>
+        </w:rPr>
+        <w:t>Cache distribuído</w:t>
+      </w:r>
+      <w:r>
+        <w:rPr>
+          <w:rFonts w:ascii="Arial" w:hAnsi="Arial" w:cs="Arial"/>
+          <w:b/>
+          <w:bCs/>
+        </w:rPr>
+        <w:t xml:space="preserve"> -&gt; </w:t>
+      </w:r>
+      <w:r>
+        <w:rPr>
+          <w:rFonts w:ascii="Arial" w:hAnsi="Arial" w:cs="Arial"/>
+        </w:rPr>
+        <w:t>É uma técnica para armazenar dados em memória, de forma compartilhada entre vários nós ou servidores, para acelerar o acesso a dados frequentemente consultados.</w:t>
+      </w:r>
+    </w:p>
+    <w:p>
+      <w:pPr>
+        <w:pStyle w:val="PargrafodaLista"/>
+        <w:numPr>
+          <w:ilvl w:val="0"/>
+          <w:numId w:val="25"/>
+        </w:numPr>
+        <w:spacing w:after="240" w:line="276" w:lineRule="auto"/>
+        <w:ind w:left="1491" w:hanging="357"/>
+        <w:contextualSpacing w:val="0"/>
+        <w:rPr>
+          <w:rFonts w:ascii="Arial" w:hAnsi="Arial" w:cs="Arial"/>
+        </w:rPr>
+      </w:pPr>
+      <w:r>
+        <w:rPr>
+          <w:rFonts w:ascii="Arial" w:hAnsi="Arial" w:cs="Arial"/>
+          <w:b/>
+          <w:bCs/>
+        </w:rPr>
+        <w:t xml:space="preserve">Elasticidade: </w:t>
+      </w:r>
+      <w:r>
+        <w:rPr>
+          <w:rFonts w:ascii="Arial" w:hAnsi="Arial" w:cs="Arial"/>
+        </w:rPr>
+        <w:t xml:space="preserve">Implementação de mecanismos de </w:t>
+      </w:r>
+      <w:proofErr w:type="spellStart"/>
+      <w:r>
+        <w:rPr>
+          <w:rFonts w:ascii="Arial" w:hAnsi="Arial" w:cs="Arial"/>
+        </w:rPr>
+        <w:t>auto-scaling</w:t>
+      </w:r>
+      <w:proofErr w:type="spellEnd"/>
+      <w:r>
+        <w:rPr>
+          <w:rFonts w:ascii="Arial" w:hAnsi="Arial" w:cs="Arial"/>
+        </w:rPr>
+        <w:t xml:space="preserve"> em nuvem (AWS, Azure, GCP) para alocar e desalocar recursos dinamicamente, garantindo eficiência de custo e performance.</w:t>
+      </w:r>
+    </w:p>
+    <w:p>
+      <w:pPr>
+        <w:spacing w:before="480" w:after="100" w:afterAutospacing="1" w:line="240" w:lineRule="auto"/>
+        <w:jc w:val="both"/>
+        <w:outlineLvl w:val="3"/>
+        <w:rPr>
+          <w:rFonts w:ascii="Arial" w:eastAsia="Times New Roman" w:hAnsi="Arial" w:cs="Arial"/>
+          <w:b/>
+          <w:bCs/>
+          <w:sz w:val="24"/>
+          <w:szCs w:val="24"/>
+          <w:lang w:eastAsia="pt-BR"/>
+        </w:rPr>
+      </w:pPr>
+      <w:r>
+        <w:rPr>
+          <w:rFonts w:ascii="Arial" w:eastAsia="Times New Roman" w:hAnsi="Arial" w:cs="Arial"/>
+          <w:b/>
+          <w:bCs/>
+          <w:sz w:val="24"/>
+          <w:szCs w:val="24"/>
+          <w:lang w:eastAsia="pt-BR"/>
+        </w:rPr>
+        <w:t>4. Segurança, Governança e Conformidade</w:t>
+      </w:r>
+    </w:p>
+    <w:p>
+      <w:pPr>
         <w:spacing w:before="100" w:beforeAutospacing="1" w:after="100" w:afterAutospacing="1" w:line="240" w:lineRule="auto"/>
+        <w:jc w:val="both"/>
         <w:rPr>
           <w:rFonts w:ascii="Arial" w:eastAsia="Times New Roman" w:hAnsi="Arial" w:cs="Arial"/>
           <w:sz w:val="24"/>
@@ -969,7 +1609,9 @@
           <w:ilvl w:val="0"/>
           <w:numId w:val="15"/>
         </w:numPr>
-        <w:spacing w:before="100" w:beforeAutospacing="1" w:after="100" w:afterAutospacing="1" w:line="240" w:lineRule="auto"/>
+        <w:spacing w:before="100" w:beforeAutospacing="1" w:after="240" w:line="240" w:lineRule="auto"/>
+        <w:ind w:left="714" w:hanging="357"/>
+        <w:jc w:val="both"/>
         <w:rPr>
           <w:rFonts w:ascii="Arial" w:eastAsia="Times New Roman" w:hAnsi="Arial" w:cs="Arial"/>
           <w:sz w:val="24"/>
@@ -1004,7 +1646,9 @@
           <w:ilvl w:val="0"/>
           <w:numId w:val="15"/>
         </w:numPr>
-        <w:spacing w:before="100" w:beforeAutospacing="1" w:after="100" w:afterAutospacing="1" w:line="240" w:lineRule="auto"/>
+        <w:spacing w:before="100" w:beforeAutospacing="1" w:after="240" w:line="240" w:lineRule="auto"/>
+        <w:ind w:left="714" w:hanging="357"/>
+        <w:jc w:val="both"/>
         <w:rPr>
           <w:rFonts w:ascii="Arial" w:eastAsia="Times New Roman" w:hAnsi="Arial" w:cs="Arial"/>
           <w:sz w:val="24"/>
@@ -1059,7 +1703,9 @@
           <w:ilvl w:val="0"/>
           <w:numId w:val="15"/>
         </w:numPr>
-        <w:spacing w:before="100" w:beforeAutospacing="1" w:after="100" w:afterAutospacing="1" w:line="240" w:lineRule="auto"/>
+        <w:spacing w:before="100" w:beforeAutospacing="1" w:after="240" w:line="240" w:lineRule="auto"/>
+        <w:ind w:left="714" w:hanging="357"/>
+        <w:jc w:val="both"/>
         <w:rPr>
           <w:rFonts w:ascii="Arial" w:eastAsia="Times New Roman" w:hAnsi="Arial" w:cs="Arial"/>
           <w:sz w:val="24"/>
@@ -1090,7 +1736,8 @@
     </w:p>
     <w:p>
       <w:pPr>
-        <w:spacing w:before="100" w:beforeAutospacing="1" w:after="100" w:afterAutospacing="1" w:line="240" w:lineRule="auto"/>
+        <w:spacing w:before="480" w:after="100" w:afterAutospacing="1" w:line="240" w:lineRule="auto"/>
+        <w:jc w:val="both"/>
         <w:outlineLvl w:val="3"/>
         <w:rPr>
           <w:rFonts w:ascii="Arial" w:eastAsia="Times New Roman" w:hAnsi="Arial" w:cs="Arial"/>
@@ -1116,6 +1763,7 @@
     <w:p>
       <w:pPr>
         <w:spacing w:before="100" w:beforeAutospacing="1" w:after="100" w:afterAutospacing="1" w:line="240" w:lineRule="auto"/>
+        <w:jc w:val="both"/>
         <w:rPr>
           <w:rFonts w:ascii="Arial" w:eastAsia="Times New Roman" w:hAnsi="Arial" w:cs="Arial"/>
           <w:sz w:val="24"/>
@@ -1140,6 +1788,7 @@
           <w:numId w:val="16"/>
         </w:numPr>
         <w:spacing w:before="100" w:beforeAutospacing="1" w:after="100" w:afterAutospacing="1" w:line="240" w:lineRule="auto"/>
+        <w:jc w:val="both"/>
         <w:rPr>
           <w:rFonts w:ascii="Arial" w:eastAsia="Times New Roman" w:hAnsi="Arial" w:cs="Arial"/>
           <w:sz w:val="24"/>
@@ -1215,6 +1864,7 @@
           <w:numId w:val="16"/>
         </w:numPr>
         <w:spacing w:before="100" w:beforeAutospacing="1" w:after="100" w:afterAutospacing="1" w:line="240" w:lineRule="auto"/>
+        <w:jc w:val="both"/>
         <w:rPr>
           <w:rFonts w:ascii="Arial" w:eastAsia="Times New Roman" w:hAnsi="Arial" w:cs="Arial"/>
           <w:sz w:val="24"/>
@@ -1290,6 +1940,7 @@
           <w:numId w:val="16"/>
         </w:numPr>
         <w:spacing w:before="100" w:beforeAutospacing="1" w:after="100" w:afterAutospacing="1" w:line="240" w:lineRule="auto"/>
+        <w:jc w:val="both"/>
         <w:rPr>
           <w:rFonts w:ascii="Arial" w:eastAsia="Times New Roman" w:hAnsi="Arial" w:cs="Arial"/>
           <w:sz w:val="24"/>
@@ -1307,6 +1958,7 @@
           <w:szCs w:val="24"/>
           <w:lang w:eastAsia="pt-BR"/>
         </w:rPr>
+        <w:lastRenderedPageBreak/>
         <w:t>Observabilidade</w:t>
       </w:r>
       <w:proofErr w:type="spellEnd"/>
@@ -1334,6 +1986,7 @@
     <w:p>
       <w:pPr>
         <w:spacing w:before="100" w:beforeAutospacing="1" w:after="100" w:afterAutospacing="1" w:line="240" w:lineRule="auto"/>
+        <w:jc w:val="both"/>
         <w:outlineLvl w:val="3"/>
         <w:rPr>
           <w:rFonts w:ascii="Arial" w:eastAsia="Times New Roman" w:hAnsi="Arial" w:cs="Arial"/>
@@ -1359,6 +2012,7 @@
     <w:p>
       <w:pPr>
         <w:spacing w:before="100" w:beforeAutospacing="1" w:after="100" w:afterAutospacing="1" w:line="240" w:lineRule="auto"/>
+        <w:jc w:val="both"/>
         <w:rPr>
           <w:rFonts w:ascii="Arial" w:eastAsia="Times New Roman" w:hAnsi="Arial" w:cs="Arial"/>
           <w:sz w:val="24"/>
@@ -1383,6 +2037,7 @@
           <w:numId w:val="17"/>
         </w:numPr>
         <w:spacing w:before="100" w:beforeAutospacing="1" w:after="100" w:afterAutospacing="1" w:line="240" w:lineRule="auto"/>
+        <w:jc w:val="both"/>
         <w:rPr>
           <w:rFonts w:ascii="Arial" w:eastAsia="Times New Roman" w:hAnsi="Arial" w:cs="Arial"/>
           <w:sz w:val="24"/>
@@ -1442,6 +2097,7 @@
           <w:numId w:val="17"/>
         </w:numPr>
         <w:spacing w:before="100" w:beforeAutospacing="1" w:after="100" w:afterAutospacing="1" w:line="240" w:lineRule="auto"/>
+        <w:jc w:val="both"/>
         <w:rPr>
           <w:rFonts w:ascii="Arial" w:eastAsia="Times New Roman" w:hAnsi="Arial" w:cs="Arial"/>
           <w:sz w:val="24"/>
@@ -1473,6 +2129,7 @@
     <w:p>
       <w:pPr>
         <w:spacing w:before="100" w:beforeAutospacing="1" w:after="100" w:afterAutospacing="1" w:line="240" w:lineRule="auto"/>
+        <w:jc w:val="both"/>
         <w:outlineLvl w:val="3"/>
         <w:rPr>
           <w:rFonts w:ascii="Arial" w:eastAsia="Times New Roman" w:hAnsi="Arial" w:cs="Arial"/>
@@ -1498,30 +2155,20 @@
     <w:p>
       <w:pPr>
         <w:spacing w:before="100" w:beforeAutospacing="1" w:after="100" w:afterAutospacing="1" w:line="240" w:lineRule="auto"/>
-        <w:rPr>
-          <w:rFonts w:ascii="Arial" w:eastAsia="Times New Roman" w:hAnsi="Arial" w:cs="Arial"/>
-          <w:sz w:val="24"/>
-          <w:szCs w:val="24"/>
-          <w:lang w:eastAsia="pt-BR"/>
-        </w:rPr>
-      </w:pPr>
-      <w:r>
-        <w:rPr>
-          <w:rFonts w:ascii="Arial" w:eastAsia="Times New Roman" w:hAnsi="Arial" w:cs="Arial"/>
-          <w:sz w:val="24"/>
-          <w:szCs w:val="24"/>
-          <w:lang w:eastAsia="pt-BR"/>
-        </w:rPr>
-        <w:lastRenderedPageBreak/>
+        <w:jc w:val="both"/>
+        <w:rPr>
+          <w:rFonts w:ascii="Arial" w:hAnsi="Arial" w:cs="Arial"/>
+        </w:rPr>
+      </w:pPr>
+      <w:r>
+        <w:rPr>
+          <w:rFonts w:ascii="Arial" w:eastAsia="Times New Roman" w:hAnsi="Arial" w:cs="Arial"/>
+          <w:sz w:val="24"/>
+          <w:szCs w:val="24"/>
+          <w:lang w:eastAsia="pt-BR"/>
+        </w:rPr>
         <w:t>A infraestrutura para agentes inteligentes é um ecossistema complexo que interliga hardware, software, segurança e governança. Uma abordagem estratégica, que considera todos os aspectos delineados neste relatório, é fundamental para desenvolver sistemas de IA que não sejam apenas poderosos e inteligentes, mas também seguros, eficientes, escaláveis e sustentáveis. A negligência de qualquer um desses pilares pode comprometer a viabilidade e o sucesso de um projeto de agente inteligente.</w:t>
       </w:r>
-    </w:p>
-    <w:p>
-      <w:pPr>
-        <w:rPr>
-          <w:rFonts w:ascii="Arial" w:hAnsi="Arial" w:cs="Arial"/>
-        </w:rPr>
-      </w:pPr>
     </w:p>
     <w:sectPr>
       <w:pgSz w:w="11906" w:h="16838"/>
@@ -1536,6 +2183,268 @@
 <file path=word/numbering.xml><?xml version="1.0" encoding="utf-8"?>
 <w:numbering xmlns:wpc="http://schemas.microsoft.com/office/word/2010/wordprocessingCanvas" xmlns:cx="http://schemas.microsoft.com/office/drawing/2014/chartex" xmlns:cx1="http://schemas.microsoft.com/office/drawing/2015/9/8/chartex" xmlns:cx2="http://schemas.microsoft.com/office/drawing/2015/10/21/chartex" xmlns:cx3="http://schemas.microsoft.com/office/drawing/2016/5/9/chartex" xmlns:cx4="http://schemas.microsoft.com/office/drawing/2016/5/10/chartex" xmlns:cx5="http://schemas.microsoft.com/office/drawing/2016/5/11/chartex" xmlns:cx6="http://schemas.microsoft.com/office/drawing/2016/5/12/chartex" xmlns:cx7="http://schemas.microsoft.com/office/drawing/2016/5/13/chartex" xmlns:cx8="http://schemas.microsoft.com/office/drawing/2016/5/14/chartex" xmlns:mc="http://schemas.openxmlformats.org/markup-compatibility/2006" xmlns:aink="http://schemas.microsoft.com/office/drawing/2016/ink" xmlns:am3d="http://schemas.microsoft.com/office/drawing/2017/model3d" xmlns:o="urn:schemas-microsoft-com:office:office" xmlns:r="http://schemas.openxmlformats.org/officeDocument/2006/relationships" xmlns:m="http://schemas.openxmlformats.org/officeDocument/2006/math" xmlns:v="urn:schemas-microsoft-com:vml" xmlns:wp14="http://schemas.microsoft.com/office/word/2010/wordprocessingDrawing" xmlns:wp="http://schemas.openxmlformats.org/drawingml/2006/wordprocessingDrawing" xmlns:w10="urn:schemas-microsoft-com:office:word" xmlns:w="http://schemas.openxmlformats.org/wordprocessingml/2006/main" xmlns:w14="http://schemas.microsoft.com/office/word/2010/wordml" xmlns:w15="http://schemas.microsoft.com/office/word/2012/wordml" xmlns:w16cex="http://schemas.microsoft.com/office/word/2018/wordml/cex" xmlns:w16cid="http://schemas.microsoft.com/office/word/2016/wordml/cid" xmlns:w16="http://schemas.microsoft.com/office/word/2018/wordml" xmlns:w16sdtdh="http://schemas.microsoft.com/office/word/2020/wordml/sdtdatahash" xmlns:w16se="http://schemas.microsoft.com/office/word/2015/wordml/symex" xmlns:wpg="http://schemas.microsoft.com/office/word/2010/wordprocessingGroup" xmlns:wpi="http://schemas.microsoft.com/office/word/2010/wordprocessingInk" xmlns:wne="http://schemas.microsoft.com/office/word/2006/wordml" xmlns:wps="http://schemas.microsoft.com/office/word/2010/wordprocessingShape" mc:Ignorable="w14 w15 w16se w16cid w16 w16cex w16sdtdh wp14">
   <w:abstractNum w:abstractNumId="0" w15:restartNumberingAfterBreak="0">
+    <w:nsid w:val="006713E8"/>
+    <w:multiLevelType w:val="hybridMultilevel"/>
+    <w:tmpl w:val="C876F770"/>
+    <w:lvl w:ilvl="0" w:tplc="04160001">
+      <w:start w:val="1"/>
+      <w:numFmt w:val="bullet"/>
+      <w:lvlText w:val=""/>
+      <w:lvlJc w:val="left"/>
+      <w:pPr>
+        <w:ind w:left="1494" w:hanging="360"/>
+      </w:pPr>
+      <w:rPr>
+        <w:rFonts w:ascii="Symbol" w:hAnsi="Symbol" w:hint="default"/>
+      </w:rPr>
+    </w:lvl>
+    <w:lvl w:ilvl="1" w:tplc="04160003" w:tentative="1">
+      <w:start w:val="1"/>
+      <w:numFmt w:val="bullet"/>
+      <w:lvlText w:val="o"/>
+      <w:lvlJc w:val="left"/>
+      <w:pPr>
+        <w:ind w:left="2214" w:hanging="360"/>
+      </w:pPr>
+      <w:rPr>
+        <w:rFonts w:ascii="Courier New" w:hAnsi="Courier New" w:cs="Courier New" w:hint="default"/>
+      </w:rPr>
+    </w:lvl>
+    <w:lvl w:ilvl="2" w:tplc="04160005" w:tentative="1">
+      <w:start w:val="1"/>
+      <w:numFmt w:val="bullet"/>
+      <w:lvlText w:val=""/>
+      <w:lvlJc w:val="left"/>
+      <w:pPr>
+        <w:ind w:left="2934" w:hanging="360"/>
+      </w:pPr>
+      <w:rPr>
+        <w:rFonts w:ascii="Wingdings" w:hAnsi="Wingdings" w:hint="default"/>
+      </w:rPr>
+    </w:lvl>
+    <w:lvl w:ilvl="3" w:tplc="04160001" w:tentative="1">
+      <w:start w:val="1"/>
+      <w:numFmt w:val="bullet"/>
+      <w:lvlText w:val=""/>
+      <w:lvlJc w:val="left"/>
+      <w:pPr>
+        <w:ind w:left="3654" w:hanging="360"/>
+      </w:pPr>
+      <w:rPr>
+        <w:rFonts w:ascii="Symbol" w:hAnsi="Symbol" w:hint="default"/>
+      </w:rPr>
+    </w:lvl>
+    <w:lvl w:ilvl="4" w:tplc="04160003" w:tentative="1">
+      <w:start w:val="1"/>
+      <w:numFmt w:val="bullet"/>
+      <w:lvlText w:val="o"/>
+      <w:lvlJc w:val="left"/>
+      <w:pPr>
+        <w:ind w:left="4374" w:hanging="360"/>
+      </w:pPr>
+      <w:rPr>
+        <w:rFonts w:ascii="Courier New" w:hAnsi="Courier New" w:cs="Courier New" w:hint="default"/>
+      </w:rPr>
+    </w:lvl>
+    <w:lvl w:ilvl="5" w:tplc="04160005" w:tentative="1">
+      <w:start w:val="1"/>
+      <w:numFmt w:val="bullet"/>
+      <w:lvlText w:val=""/>
+      <w:lvlJc w:val="left"/>
+      <w:pPr>
+        <w:ind w:left="5094" w:hanging="360"/>
+      </w:pPr>
+      <w:rPr>
+        <w:rFonts w:ascii="Wingdings" w:hAnsi="Wingdings" w:hint="default"/>
+      </w:rPr>
+    </w:lvl>
+    <w:lvl w:ilvl="6" w:tplc="04160001" w:tentative="1">
+      <w:start w:val="1"/>
+      <w:numFmt w:val="bullet"/>
+      <w:lvlText w:val=""/>
+      <w:lvlJc w:val="left"/>
+      <w:pPr>
+        <w:ind w:left="5814" w:hanging="360"/>
+      </w:pPr>
+      <w:rPr>
+        <w:rFonts w:ascii="Symbol" w:hAnsi="Symbol" w:hint="default"/>
+      </w:rPr>
+    </w:lvl>
+    <w:lvl w:ilvl="7" w:tplc="04160003" w:tentative="1">
+      <w:start w:val="1"/>
+      <w:numFmt w:val="bullet"/>
+      <w:lvlText w:val="o"/>
+      <w:lvlJc w:val="left"/>
+      <w:pPr>
+        <w:ind w:left="6534" w:hanging="360"/>
+      </w:pPr>
+      <w:rPr>
+        <w:rFonts w:ascii="Courier New" w:hAnsi="Courier New" w:cs="Courier New" w:hint="default"/>
+      </w:rPr>
+    </w:lvl>
+    <w:lvl w:ilvl="8" w:tplc="04160005" w:tentative="1">
+      <w:start w:val="1"/>
+      <w:numFmt w:val="bullet"/>
+      <w:lvlText w:val=""/>
+      <w:lvlJc w:val="left"/>
+      <w:pPr>
+        <w:ind w:left="7254" w:hanging="360"/>
+      </w:pPr>
+      <w:rPr>
+        <w:rFonts w:ascii="Wingdings" w:hAnsi="Wingdings" w:hint="default"/>
+      </w:rPr>
+    </w:lvl>
+  </w:abstractNum>
+  <w:abstractNum w:abstractNumId="1" w15:restartNumberingAfterBreak="0">
+    <w:nsid w:val="010267F9"/>
+    <w:multiLevelType w:val="multilevel"/>
+    <w:tmpl w:val="B2AC0912"/>
+    <w:lvl w:ilvl="0">
+      <w:start w:val="1"/>
+      <w:numFmt w:val="bullet"/>
+      <w:lvlText w:val=""/>
+      <w:lvlJc w:val="left"/>
+      <w:pPr>
+        <w:tabs>
+          <w:tab w:val="num" w:pos="720"/>
+        </w:tabs>
+        <w:ind w:left="720" w:hanging="360"/>
+      </w:pPr>
+      <w:rPr>
+        <w:rFonts w:ascii="Symbol" w:hAnsi="Symbol" w:hint="default"/>
+        <w:sz w:val="20"/>
+      </w:rPr>
+    </w:lvl>
+    <w:lvl w:ilvl="1">
+      <w:start w:val="1"/>
+      <w:numFmt w:val="bullet"/>
+      <w:lvlText w:val="o"/>
+      <w:lvlJc w:val="left"/>
+      <w:pPr>
+        <w:tabs>
+          <w:tab w:val="num" w:pos="1440"/>
+        </w:tabs>
+        <w:ind w:left="1440" w:hanging="360"/>
+      </w:pPr>
+      <w:rPr>
+        <w:rFonts w:ascii="Courier New" w:hAnsi="Courier New" w:hint="default"/>
+        <w:sz w:val="20"/>
+      </w:rPr>
+    </w:lvl>
+    <w:lvl w:ilvl="2" w:tentative="1">
+      <w:start w:val="1"/>
+      <w:numFmt w:val="bullet"/>
+      <w:lvlText w:val=""/>
+      <w:lvlJc w:val="left"/>
+      <w:pPr>
+        <w:tabs>
+          <w:tab w:val="num" w:pos="2160"/>
+        </w:tabs>
+        <w:ind w:left="2160" w:hanging="360"/>
+      </w:pPr>
+      <w:rPr>
+        <w:rFonts w:ascii="Wingdings" w:hAnsi="Wingdings" w:hint="default"/>
+        <w:sz w:val="20"/>
+      </w:rPr>
+    </w:lvl>
+    <w:lvl w:ilvl="3" w:tentative="1">
+      <w:start w:val="1"/>
+      <w:numFmt w:val="bullet"/>
+      <w:lvlText w:val=""/>
+      <w:lvlJc w:val="left"/>
+      <w:pPr>
+        <w:tabs>
+          <w:tab w:val="num" w:pos="2880"/>
+        </w:tabs>
+        <w:ind w:left="2880" w:hanging="360"/>
+      </w:pPr>
+      <w:rPr>
+        <w:rFonts w:ascii="Wingdings" w:hAnsi="Wingdings" w:hint="default"/>
+        <w:sz w:val="20"/>
+      </w:rPr>
+    </w:lvl>
+    <w:lvl w:ilvl="4" w:tentative="1">
+      <w:start w:val="1"/>
+      <w:numFmt w:val="bullet"/>
+      <w:lvlText w:val=""/>
+      <w:lvlJc w:val="left"/>
+      <w:pPr>
+        <w:tabs>
+          <w:tab w:val="num" w:pos="3600"/>
+        </w:tabs>
+        <w:ind w:left="3600" w:hanging="360"/>
+      </w:pPr>
+      <w:rPr>
+        <w:rFonts w:ascii="Wingdings" w:hAnsi="Wingdings" w:hint="default"/>
+        <w:sz w:val="20"/>
+      </w:rPr>
+    </w:lvl>
+    <w:lvl w:ilvl="5" w:tentative="1">
+      <w:start w:val="1"/>
+      <w:numFmt w:val="bullet"/>
+      <w:lvlText w:val=""/>
+      <w:lvlJc w:val="left"/>
+      <w:pPr>
+        <w:tabs>
+          <w:tab w:val="num" w:pos="4320"/>
+        </w:tabs>
+        <w:ind w:left="4320" w:hanging="360"/>
+      </w:pPr>
+      <w:rPr>
+        <w:rFonts w:ascii="Wingdings" w:hAnsi="Wingdings" w:hint="default"/>
+        <w:sz w:val="20"/>
+      </w:rPr>
+    </w:lvl>
+    <w:lvl w:ilvl="6" w:tentative="1">
+      <w:start w:val="1"/>
+      <w:numFmt w:val="bullet"/>
+      <w:lvlText w:val=""/>
+      <w:lvlJc w:val="left"/>
+      <w:pPr>
+        <w:tabs>
+          <w:tab w:val="num" w:pos="5040"/>
+        </w:tabs>
+        <w:ind w:left="5040" w:hanging="360"/>
+      </w:pPr>
+      <w:rPr>
+        <w:rFonts w:ascii="Wingdings" w:hAnsi="Wingdings" w:hint="default"/>
+        <w:sz w:val="20"/>
+      </w:rPr>
+    </w:lvl>
+    <w:lvl w:ilvl="7" w:tentative="1">
+      <w:start w:val="1"/>
+      <w:numFmt w:val="bullet"/>
+      <w:lvlText w:val=""/>
+      <w:lvlJc w:val="left"/>
+      <w:pPr>
+        <w:tabs>
+          <w:tab w:val="num" w:pos="5760"/>
+        </w:tabs>
+        <w:ind w:left="5760" w:hanging="360"/>
+      </w:pPr>
+      <w:rPr>
+        <w:rFonts w:ascii="Wingdings" w:hAnsi="Wingdings" w:hint="default"/>
+        <w:sz w:val="20"/>
+      </w:rPr>
+    </w:lvl>
+    <w:lvl w:ilvl="8" w:tentative="1">
+      <w:start w:val="1"/>
+      <w:numFmt w:val="bullet"/>
+      <w:lvlText w:val=""/>
+      <w:lvlJc w:val="left"/>
+      <w:pPr>
+        <w:tabs>
+          <w:tab w:val="num" w:pos="6480"/>
+        </w:tabs>
+        <w:ind w:left="6480" w:hanging="360"/>
+      </w:pPr>
+      <w:rPr>
+        <w:rFonts w:ascii="Wingdings" w:hAnsi="Wingdings" w:hint="default"/>
+        <w:sz w:val="20"/>
+      </w:rPr>
+    </w:lvl>
+  </w:abstractNum>
+  <w:abstractNum w:abstractNumId="2" w15:restartNumberingAfterBreak="0">
     <w:nsid w:val="02691757"/>
     <w:multiLevelType w:val="multilevel"/>
     <w:tmpl w:val="35521014"/>
@@ -1684,7 +2593,7 @@
       </w:rPr>
     </w:lvl>
   </w:abstractNum>
-  <w:abstractNum w:abstractNumId="1" w15:restartNumberingAfterBreak="0">
+  <w:abstractNum w:abstractNumId="3" w15:restartNumberingAfterBreak="0">
     <w:nsid w:val="04532489"/>
     <w:multiLevelType w:val="multilevel"/>
     <w:tmpl w:val="AAFC304E"/>
@@ -1833,7 +2742,233 @@
       </w:rPr>
     </w:lvl>
   </w:abstractNum>
-  <w:abstractNum w:abstractNumId="2" w15:restartNumberingAfterBreak="0">
+  <w:abstractNum w:abstractNumId="4" w15:restartNumberingAfterBreak="0">
+    <w:nsid w:val="05E42DFC"/>
+    <w:multiLevelType w:val="multilevel"/>
+    <w:tmpl w:val="9DE4A74E"/>
+    <w:lvl w:ilvl="0">
+      <w:start w:val="1"/>
+      <w:numFmt w:val="bullet"/>
+      <w:lvlText w:val="●"/>
+      <w:lvlJc w:val="left"/>
+      <w:pPr>
+        <w:ind w:left="720" w:hanging="360"/>
+      </w:pPr>
+      <w:rPr>
+        <w:u w:val="none"/>
+      </w:rPr>
+    </w:lvl>
+    <w:lvl w:ilvl="1">
+      <w:start w:val="1"/>
+      <w:numFmt w:val="bullet"/>
+      <w:lvlText w:val="○"/>
+      <w:lvlJc w:val="left"/>
+      <w:pPr>
+        <w:ind w:left="1440" w:hanging="360"/>
+      </w:pPr>
+      <w:rPr>
+        <w:u w:val="none"/>
+      </w:rPr>
+    </w:lvl>
+    <w:lvl w:ilvl="2">
+      <w:start w:val="1"/>
+      <w:numFmt w:val="bullet"/>
+      <w:lvlText w:val="■"/>
+      <w:lvlJc w:val="left"/>
+      <w:pPr>
+        <w:ind w:left="2160" w:hanging="360"/>
+      </w:pPr>
+      <w:rPr>
+        <w:u w:val="none"/>
+      </w:rPr>
+    </w:lvl>
+    <w:lvl w:ilvl="3">
+      <w:start w:val="1"/>
+      <w:numFmt w:val="bullet"/>
+      <w:lvlText w:val="●"/>
+      <w:lvlJc w:val="left"/>
+      <w:pPr>
+        <w:ind w:left="2880" w:hanging="360"/>
+      </w:pPr>
+      <w:rPr>
+        <w:u w:val="none"/>
+      </w:rPr>
+    </w:lvl>
+    <w:lvl w:ilvl="4">
+      <w:start w:val="1"/>
+      <w:numFmt w:val="bullet"/>
+      <w:lvlText w:val="○"/>
+      <w:lvlJc w:val="left"/>
+      <w:pPr>
+        <w:ind w:left="3600" w:hanging="360"/>
+      </w:pPr>
+      <w:rPr>
+        <w:u w:val="none"/>
+      </w:rPr>
+    </w:lvl>
+    <w:lvl w:ilvl="5">
+      <w:start w:val="1"/>
+      <w:numFmt w:val="bullet"/>
+      <w:lvlText w:val="■"/>
+      <w:lvlJc w:val="left"/>
+      <w:pPr>
+        <w:ind w:left="4320" w:hanging="360"/>
+      </w:pPr>
+      <w:rPr>
+        <w:u w:val="none"/>
+      </w:rPr>
+    </w:lvl>
+    <w:lvl w:ilvl="6">
+      <w:start w:val="1"/>
+      <w:numFmt w:val="bullet"/>
+      <w:lvlText w:val="●"/>
+      <w:lvlJc w:val="left"/>
+      <w:pPr>
+        <w:ind w:left="5040" w:hanging="360"/>
+      </w:pPr>
+      <w:rPr>
+        <w:u w:val="none"/>
+      </w:rPr>
+    </w:lvl>
+    <w:lvl w:ilvl="7">
+      <w:start w:val="1"/>
+      <w:numFmt w:val="bullet"/>
+      <w:lvlText w:val="○"/>
+      <w:lvlJc w:val="left"/>
+      <w:pPr>
+        <w:ind w:left="5760" w:hanging="360"/>
+      </w:pPr>
+      <w:rPr>
+        <w:u w:val="none"/>
+      </w:rPr>
+    </w:lvl>
+    <w:lvl w:ilvl="8">
+      <w:start w:val="1"/>
+      <w:numFmt w:val="bullet"/>
+      <w:lvlText w:val="■"/>
+      <w:lvlJc w:val="left"/>
+      <w:pPr>
+        <w:ind w:left="6480" w:hanging="360"/>
+      </w:pPr>
+      <w:rPr>
+        <w:u w:val="none"/>
+      </w:rPr>
+    </w:lvl>
+  </w:abstractNum>
+  <w:abstractNum w:abstractNumId="5" w15:restartNumberingAfterBreak="0">
+    <w:nsid w:val="158E23B5"/>
+    <w:multiLevelType w:val="multilevel"/>
+    <w:tmpl w:val="3D46F37C"/>
+    <w:lvl w:ilvl="0">
+      <w:start w:val="1"/>
+      <w:numFmt w:val="bullet"/>
+      <w:lvlText w:val="●"/>
+      <w:lvlJc w:val="left"/>
+      <w:pPr>
+        <w:ind w:left="720" w:hanging="360"/>
+      </w:pPr>
+      <w:rPr>
+        <w:u w:val="none"/>
+      </w:rPr>
+    </w:lvl>
+    <w:lvl w:ilvl="1">
+      <w:start w:val="1"/>
+      <w:numFmt w:val="bullet"/>
+      <w:lvlText w:val="○"/>
+      <w:lvlJc w:val="left"/>
+      <w:pPr>
+        <w:ind w:left="1440" w:hanging="360"/>
+      </w:pPr>
+      <w:rPr>
+        <w:u w:val="none"/>
+      </w:rPr>
+    </w:lvl>
+    <w:lvl w:ilvl="2">
+      <w:start w:val="1"/>
+      <w:numFmt w:val="bullet"/>
+      <w:lvlText w:val="■"/>
+      <w:lvlJc w:val="left"/>
+      <w:pPr>
+        <w:ind w:left="2160" w:hanging="360"/>
+      </w:pPr>
+      <w:rPr>
+        <w:u w:val="none"/>
+      </w:rPr>
+    </w:lvl>
+    <w:lvl w:ilvl="3">
+      <w:start w:val="1"/>
+      <w:numFmt w:val="bullet"/>
+      <w:lvlText w:val="●"/>
+      <w:lvlJc w:val="left"/>
+      <w:pPr>
+        <w:ind w:left="2880" w:hanging="360"/>
+      </w:pPr>
+      <w:rPr>
+        <w:u w:val="none"/>
+      </w:rPr>
+    </w:lvl>
+    <w:lvl w:ilvl="4">
+      <w:start w:val="1"/>
+      <w:numFmt w:val="bullet"/>
+      <w:lvlText w:val="○"/>
+      <w:lvlJc w:val="left"/>
+      <w:pPr>
+        <w:ind w:left="3600" w:hanging="360"/>
+      </w:pPr>
+      <w:rPr>
+        <w:u w:val="none"/>
+      </w:rPr>
+    </w:lvl>
+    <w:lvl w:ilvl="5">
+      <w:start w:val="1"/>
+      <w:numFmt w:val="bullet"/>
+      <w:lvlText w:val="■"/>
+      <w:lvlJc w:val="left"/>
+      <w:pPr>
+        <w:ind w:left="4320" w:hanging="360"/>
+      </w:pPr>
+      <w:rPr>
+        <w:u w:val="none"/>
+      </w:rPr>
+    </w:lvl>
+    <w:lvl w:ilvl="6">
+      <w:start w:val="1"/>
+      <w:numFmt w:val="bullet"/>
+      <w:lvlText w:val="●"/>
+      <w:lvlJc w:val="left"/>
+      <w:pPr>
+        <w:ind w:left="5040" w:hanging="360"/>
+      </w:pPr>
+      <w:rPr>
+        <w:u w:val="none"/>
+      </w:rPr>
+    </w:lvl>
+    <w:lvl w:ilvl="7">
+      <w:start w:val="1"/>
+      <w:numFmt w:val="bullet"/>
+      <w:lvlText w:val="○"/>
+      <w:lvlJc w:val="left"/>
+      <w:pPr>
+        <w:ind w:left="5760" w:hanging="360"/>
+      </w:pPr>
+      <w:rPr>
+        <w:u w:val="none"/>
+      </w:rPr>
+    </w:lvl>
+    <w:lvl w:ilvl="8">
+      <w:start w:val="1"/>
+      <w:numFmt w:val="bullet"/>
+      <w:lvlText w:val="■"/>
+      <w:lvlJc w:val="left"/>
+      <w:pPr>
+        <w:ind w:left="6480" w:hanging="360"/>
+      </w:pPr>
+      <w:rPr>
+        <w:u w:val="none"/>
+      </w:rPr>
+    </w:lvl>
+  </w:abstractNum>
+  <w:abstractNum w:abstractNumId="6" w15:restartNumberingAfterBreak="0">
     <w:nsid w:val="166434D7"/>
     <w:multiLevelType w:val="multilevel"/>
     <w:tmpl w:val="B2AC0912"/>
@@ -1982,7 +3117,233 @@
       </w:rPr>
     </w:lvl>
   </w:abstractNum>
-  <w:abstractNum w:abstractNumId="3" w15:restartNumberingAfterBreak="0">
+  <w:abstractNum w:abstractNumId="7" w15:restartNumberingAfterBreak="0">
+    <w:nsid w:val="1E013C1C"/>
+    <w:multiLevelType w:val="hybridMultilevel"/>
+    <w:tmpl w:val="6262D308"/>
+    <w:lvl w:ilvl="0" w:tplc="04160001">
+      <w:start w:val="1"/>
+      <w:numFmt w:val="bullet"/>
+      <w:lvlText w:val=""/>
+      <w:lvlJc w:val="left"/>
+      <w:pPr>
+        <w:ind w:left="1494" w:hanging="360"/>
+      </w:pPr>
+      <w:rPr>
+        <w:rFonts w:ascii="Symbol" w:hAnsi="Symbol" w:hint="default"/>
+      </w:rPr>
+    </w:lvl>
+    <w:lvl w:ilvl="1" w:tplc="04160003" w:tentative="1">
+      <w:start w:val="1"/>
+      <w:numFmt w:val="bullet"/>
+      <w:lvlText w:val="o"/>
+      <w:lvlJc w:val="left"/>
+      <w:pPr>
+        <w:ind w:left="2214" w:hanging="360"/>
+      </w:pPr>
+      <w:rPr>
+        <w:rFonts w:ascii="Courier New" w:hAnsi="Courier New" w:cs="Courier New" w:hint="default"/>
+      </w:rPr>
+    </w:lvl>
+    <w:lvl w:ilvl="2" w:tplc="04160005" w:tentative="1">
+      <w:start w:val="1"/>
+      <w:numFmt w:val="bullet"/>
+      <w:lvlText w:val=""/>
+      <w:lvlJc w:val="left"/>
+      <w:pPr>
+        <w:ind w:left="2934" w:hanging="360"/>
+      </w:pPr>
+      <w:rPr>
+        <w:rFonts w:ascii="Wingdings" w:hAnsi="Wingdings" w:hint="default"/>
+      </w:rPr>
+    </w:lvl>
+    <w:lvl w:ilvl="3" w:tplc="04160001" w:tentative="1">
+      <w:start w:val="1"/>
+      <w:numFmt w:val="bullet"/>
+      <w:lvlText w:val=""/>
+      <w:lvlJc w:val="left"/>
+      <w:pPr>
+        <w:ind w:left="3654" w:hanging="360"/>
+      </w:pPr>
+      <w:rPr>
+        <w:rFonts w:ascii="Symbol" w:hAnsi="Symbol" w:hint="default"/>
+      </w:rPr>
+    </w:lvl>
+    <w:lvl w:ilvl="4" w:tplc="04160003" w:tentative="1">
+      <w:start w:val="1"/>
+      <w:numFmt w:val="bullet"/>
+      <w:lvlText w:val="o"/>
+      <w:lvlJc w:val="left"/>
+      <w:pPr>
+        <w:ind w:left="4374" w:hanging="360"/>
+      </w:pPr>
+      <w:rPr>
+        <w:rFonts w:ascii="Courier New" w:hAnsi="Courier New" w:cs="Courier New" w:hint="default"/>
+      </w:rPr>
+    </w:lvl>
+    <w:lvl w:ilvl="5" w:tplc="04160005" w:tentative="1">
+      <w:start w:val="1"/>
+      <w:numFmt w:val="bullet"/>
+      <w:lvlText w:val=""/>
+      <w:lvlJc w:val="left"/>
+      <w:pPr>
+        <w:ind w:left="5094" w:hanging="360"/>
+      </w:pPr>
+      <w:rPr>
+        <w:rFonts w:ascii="Wingdings" w:hAnsi="Wingdings" w:hint="default"/>
+      </w:rPr>
+    </w:lvl>
+    <w:lvl w:ilvl="6" w:tplc="04160001" w:tentative="1">
+      <w:start w:val="1"/>
+      <w:numFmt w:val="bullet"/>
+      <w:lvlText w:val=""/>
+      <w:lvlJc w:val="left"/>
+      <w:pPr>
+        <w:ind w:left="5814" w:hanging="360"/>
+      </w:pPr>
+      <w:rPr>
+        <w:rFonts w:ascii="Symbol" w:hAnsi="Symbol" w:hint="default"/>
+      </w:rPr>
+    </w:lvl>
+    <w:lvl w:ilvl="7" w:tplc="04160003" w:tentative="1">
+      <w:start w:val="1"/>
+      <w:numFmt w:val="bullet"/>
+      <w:lvlText w:val="o"/>
+      <w:lvlJc w:val="left"/>
+      <w:pPr>
+        <w:ind w:left="6534" w:hanging="360"/>
+      </w:pPr>
+      <w:rPr>
+        <w:rFonts w:ascii="Courier New" w:hAnsi="Courier New" w:cs="Courier New" w:hint="default"/>
+      </w:rPr>
+    </w:lvl>
+    <w:lvl w:ilvl="8" w:tplc="04160005" w:tentative="1">
+      <w:start w:val="1"/>
+      <w:numFmt w:val="bullet"/>
+      <w:lvlText w:val=""/>
+      <w:lvlJc w:val="left"/>
+      <w:pPr>
+        <w:ind w:left="7254" w:hanging="360"/>
+      </w:pPr>
+      <w:rPr>
+        <w:rFonts w:ascii="Wingdings" w:hAnsi="Wingdings" w:hint="default"/>
+      </w:rPr>
+    </w:lvl>
+  </w:abstractNum>
+  <w:abstractNum w:abstractNumId="8" w15:restartNumberingAfterBreak="0">
+    <w:nsid w:val="1E8A5DC5"/>
+    <w:multiLevelType w:val="hybridMultilevel"/>
+    <w:tmpl w:val="5204F2F8"/>
+    <w:lvl w:ilvl="0" w:tplc="04160001">
+      <w:start w:val="1"/>
+      <w:numFmt w:val="bullet"/>
+      <w:lvlText w:val=""/>
+      <w:lvlJc w:val="left"/>
+      <w:pPr>
+        <w:ind w:left="1494" w:hanging="360"/>
+      </w:pPr>
+      <w:rPr>
+        <w:rFonts w:ascii="Symbol" w:hAnsi="Symbol" w:hint="default"/>
+      </w:rPr>
+    </w:lvl>
+    <w:lvl w:ilvl="1" w:tplc="04160003" w:tentative="1">
+      <w:start w:val="1"/>
+      <w:numFmt w:val="bullet"/>
+      <w:lvlText w:val="o"/>
+      <w:lvlJc w:val="left"/>
+      <w:pPr>
+        <w:ind w:left="2214" w:hanging="360"/>
+      </w:pPr>
+      <w:rPr>
+        <w:rFonts w:ascii="Courier New" w:hAnsi="Courier New" w:cs="Courier New" w:hint="default"/>
+      </w:rPr>
+    </w:lvl>
+    <w:lvl w:ilvl="2" w:tplc="04160005" w:tentative="1">
+      <w:start w:val="1"/>
+      <w:numFmt w:val="bullet"/>
+      <w:lvlText w:val=""/>
+      <w:lvlJc w:val="left"/>
+      <w:pPr>
+        <w:ind w:left="2934" w:hanging="360"/>
+      </w:pPr>
+      <w:rPr>
+        <w:rFonts w:ascii="Wingdings" w:hAnsi="Wingdings" w:hint="default"/>
+      </w:rPr>
+    </w:lvl>
+    <w:lvl w:ilvl="3" w:tplc="04160001" w:tentative="1">
+      <w:start w:val="1"/>
+      <w:numFmt w:val="bullet"/>
+      <w:lvlText w:val=""/>
+      <w:lvlJc w:val="left"/>
+      <w:pPr>
+        <w:ind w:left="3654" w:hanging="360"/>
+      </w:pPr>
+      <w:rPr>
+        <w:rFonts w:ascii="Symbol" w:hAnsi="Symbol" w:hint="default"/>
+      </w:rPr>
+    </w:lvl>
+    <w:lvl w:ilvl="4" w:tplc="04160003" w:tentative="1">
+      <w:start w:val="1"/>
+      <w:numFmt w:val="bullet"/>
+      <w:lvlText w:val="o"/>
+      <w:lvlJc w:val="left"/>
+      <w:pPr>
+        <w:ind w:left="4374" w:hanging="360"/>
+      </w:pPr>
+      <w:rPr>
+        <w:rFonts w:ascii="Courier New" w:hAnsi="Courier New" w:cs="Courier New" w:hint="default"/>
+      </w:rPr>
+    </w:lvl>
+    <w:lvl w:ilvl="5" w:tplc="04160005" w:tentative="1">
+      <w:start w:val="1"/>
+      <w:numFmt w:val="bullet"/>
+      <w:lvlText w:val=""/>
+      <w:lvlJc w:val="left"/>
+      <w:pPr>
+        <w:ind w:left="5094" w:hanging="360"/>
+      </w:pPr>
+      <w:rPr>
+        <w:rFonts w:ascii="Wingdings" w:hAnsi="Wingdings" w:hint="default"/>
+      </w:rPr>
+    </w:lvl>
+    <w:lvl w:ilvl="6" w:tplc="04160001" w:tentative="1">
+      <w:start w:val="1"/>
+      <w:numFmt w:val="bullet"/>
+      <w:lvlText w:val=""/>
+      <w:lvlJc w:val="left"/>
+      <w:pPr>
+        <w:ind w:left="5814" w:hanging="360"/>
+      </w:pPr>
+      <w:rPr>
+        <w:rFonts w:ascii="Symbol" w:hAnsi="Symbol" w:hint="default"/>
+      </w:rPr>
+    </w:lvl>
+    <w:lvl w:ilvl="7" w:tplc="04160003" w:tentative="1">
+      <w:start w:val="1"/>
+      <w:numFmt w:val="bullet"/>
+      <w:lvlText w:val="o"/>
+      <w:lvlJc w:val="left"/>
+      <w:pPr>
+        <w:ind w:left="6534" w:hanging="360"/>
+      </w:pPr>
+      <w:rPr>
+        <w:rFonts w:ascii="Courier New" w:hAnsi="Courier New" w:cs="Courier New" w:hint="default"/>
+      </w:rPr>
+    </w:lvl>
+    <w:lvl w:ilvl="8" w:tplc="04160005" w:tentative="1">
+      <w:start w:val="1"/>
+      <w:numFmt w:val="bullet"/>
+      <w:lvlText w:val=""/>
+      <w:lvlJc w:val="left"/>
+      <w:pPr>
+        <w:ind w:left="7254" w:hanging="360"/>
+      </w:pPr>
+      <w:rPr>
+        <w:rFonts w:ascii="Wingdings" w:hAnsi="Wingdings" w:hint="default"/>
+      </w:rPr>
+    </w:lvl>
+  </w:abstractNum>
+  <w:abstractNum w:abstractNumId="9" w15:restartNumberingAfterBreak="0">
     <w:nsid w:val="23E40D62"/>
     <w:multiLevelType w:val="multilevel"/>
     <w:tmpl w:val="4560DACA"/>
@@ -2131,7 +3492,120 @@
       </w:rPr>
     </w:lvl>
   </w:abstractNum>
-  <w:abstractNum w:abstractNumId="4" w15:restartNumberingAfterBreak="0">
+  <w:abstractNum w:abstractNumId="10" w15:restartNumberingAfterBreak="0">
+    <w:nsid w:val="26AE10F0"/>
+    <w:multiLevelType w:val="hybridMultilevel"/>
+    <w:tmpl w:val="DD361C10"/>
+    <w:lvl w:ilvl="0" w:tplc="04160001">
+      <w:start w:val="1"/>
+      <w:numFmt w:val="bullet"/>
+      <w:lvlText w:val=""/>
+      <w:lvlJc w:val="left"/>
+      <w:pPr>
+        <w:ind w:left="1080" w:hanging="360"/>
+      </w:pPr>
+      <w:rPr>
+        <w:rFonts w:ascii="Symbol" w:hAnsi="Symbol" w:hint="default"/>
+      </w:rPr>
+    </w:lvl>
+    <w:lvl w:ilvl="1" w:tplc="04160003" w:tentative="1">
+      <w:start w:val="1"/>
+      <w:numFmt w:val="bullet"/>
+      <w:lvlText w:val="o"/>
+      <w:lvlJc w:val="left"/>
+      <w:pPr>
+        <w:ind w:left="1800" w:hanging="360"/>
+      </w:pPr>
+      <w:rPr>
+        <w:rFonts w:ascii="Courier New" w:hAnsi="Courier New" w:cs="Courier New" w:hint="default"/>
+      </w:rPr>
+    </w:lvl>
+    <w:lvl w:ilvl="2" w:tplc="04160005" w:tentative="1">
+      <w:start w:val="1"/>
+      <w:numFmt w:val="bullet"/>
+      <w:lvlText w:val=""/>
+      <w:lvlJc w:val="left"/>
+      <w:pPr>
+        <w:ind w:left="2520" w:hanging="360"/>
+      </w:pPr>
+      <w:rPr>
+        <w:rFonts w:ascii="Wingdings" w:hAnsi="Wingdings" w:hint="default"/>
+      </w:rPr>
+    </w:lvl>
+    <w:lvl w:ilvl="3" w:tplc="04160001" w:tentative="1">
+      <w:start w:val="1"/>
+      <w:numFmt w:val="bullet"/>
+      <w:lvlText w:val=""/>
+      <w:lvlJc w:val="left"/>
+      <w:pPr>
+        <w:ind w:left="3240" w:hanging="360"/>
+      </w:pPr>
+      <w:rPr>
+        <w:rFonts w:ascii="Symbol" w:hAnsi="Symbol" w:hint="default"/>
+      </w:rPr>
+    </w:lvl>
+    <w:lvl w:ilvl="4" w:tplc="04160003" w:tentative="1">
+      <w:start w:val="1"/>
+      <w:numFmt w:val="bullet"/>
+      <w:lvlText w:val="o"/>
+      <w:lvlJc w:val="left"/>
+      <w:pPr>
+        <w:ind w:left="3960" w:hanging="360"/>
+      </w:pPr>
+      <w:rPr>
+        <w:rFonts w:ascii="Courier New" w:hAnsi="Courier New" w:cs="Courier New" w:hint="default"/>
+      </w:rPr>
+    </w:lvl>
+    <w:lvl w:ilvl="5" w:tplc="04160005" w:tentative="1">
+      <w:start w:val="1"/>
+      <w:numFmt w:val="bullet"/>
+      <w:lvlText w:val=""/>
+      <w:lvlJc w:val="left"/>
+      <w:pPr>
+        <w:ind w:left="4680" w:hanging="360"/>
+      </w:pPr>
+      <w:rPr>
+        <w:rFonts w:ascii="Wingdings" w:hAnsi="Wingdings" w:hint="default"/>
+      </w:rPr>
+    </w:lvl>
+    <w:lvl w:ilvl="6" w:tplc="04160001" w:tentative="1">
+      <w:start w:val="1"/>
+      <w:numFmt w:val="bullet"/>
+      <w:lvlText w:val=""/>
+      <w:lvlJc w:val="left"/>
+      <w:pPr>
+        <w:ind w:left="5400" w:hanging="360"/>
+      </w:pPr>
+      <w:rPr>
+        <w:rFonts w:ascii="Symbol" w:hAnsi="Symbol" w:hint="default"/>
+      </w:rPr>
+    </w:lvl>
+    <w:lvl w:ilvl="7" w:tplc="04160003" w:tentative="1">
+      <w:start w:val="1"/>
+      <w:numFmt w:val="bullet"/>
+      <w:lvlText w:val="o"/>
+      <w:lvlJc w:val="left"/>
+      <w:pPr>
+        <w:ind w:left="6120" w:hanging="360"/>
+      </w:pPr>
+      <w:rPr>
+        <w:rFonts w:ascii="Courier New" w:hAnsi="Courier New" w:cs="Courier New" w:hint="default"/>
+      </w:rPr>
+    </w:lvl>
+    <w:lvl w:ilvl="8" w:tplc="04160005" w:tentative="1">
+      <w:start w:val="1"/>
+      <w:numFmt w:val="bullet"/>
+      <w:lvlText w:val=""/>
+      <w:lvlJc w:val="left"/>
+      <w:pPr>
+        <w:ind w:left="6840" w:hanging="360"/>
+      </w:pPr>
+      <w:rPr>
+        <w:rFonts w:ascii="Wingdings" w:hAnsi="Wingdings" w:hint="default"/>
+      </w:rPr>
+    </w:lvl>
+  </w:abstractNum>
+  <w:abstractNum w:abstractNumId="11" w15:restartNumberingAfterBreak="0">
     <w:nsid w:val="27A2367F"/>
     <w:multiLevelType w:val="multilevel"/>
     <w:tmpl w:val="E6AE63F4"/>
@@ -2280,7 +3754,7 @@
       </w:rPr>
     </w:lvl>
   </w:abstractNum>
-  <w:abstractNum w:abstractNumId="5" w15:restartNumberingAfterBreak="0">
+  <w:abstractNum w:abstractNumId="12" w15:restartNumberingAfterBreak="0">
     <w:nsid w:val="2E470B8E"/>
     <w:multiLevelType w:val="multilevel"/>
     <w:tmpl w:val="ED8821B2"/>
@@ -2429,7 +3903,120 @@
       </w:rPr>
     </w:lvl>
   </w:abstractNum>
-  <w:abstractNum w:abstractNumId="6" w15:restartNumberingAfterBreak="0">
+  <w:abstractNum w:abstractNumId="13" w15:restartNumberingAfterBreak="0">
+    <w:nsid w:val="33335E4B"/>
+    <w:multiLevelType w:val="multilevel"/>
+    <w:tmpl w:val="68F63444"/>
+    <w:lvl w:ilvl="0">
+      <w:start w:val="1"/>
+      <w:numFmt w:val="bullet"/>
+      <w:lvlText w:val="●"/>
+      <w:lvlJc w:val="left"/>
+      <w:pPr>
+        <w:ind w:left="720" w:hanging="360"/>
+      </w:pPr>
+      <w:rPr>
+        <w:u w:val="none"/>
+      </w:rPr>
+    </w:lvl>
+    <w:lvl w:ilvl="1">
+      <w:start w:val="1"/>
+      <w:numFmt w:val="bullet"/>
+      <w:lvlText w:val="○"/>
+      <w:lvlJc w:val="left"/>
+      <w:pPr>
+        <w:ind w:left="1440" w:hanging="360"/>
+      </w:pPr>
+      <w:rPr>
+        <w:u w:val="none"/>
+      </w:rPr>
+    </w:lvl>
+    <w:lvl w:ilvl="2">
+      <w:start w:val="1"/>
+      <w:numFmt w:val="bullet"/>
+      <w:lvlText w:val="■"/>
+      <w:lvlJc w:val="left"/>
+      <w:pPr>
+        <w:ind w:left="2160" w:hanging="360"/>
+      </w:pPr>
+      <w:rPr>
+        <w:u w:val="none"/>
+      </w:rPr>
+    </w:lvl>
+    <w:lvl w:ilvl="3">
+      <w:start w:val="1"/>
+      <w:numFmt w:val="bullet"/>
+      <w:lvlText w:val="●"/>
+      <w:lvlJc w:val="left"/>
+      <w:pPr>
+        <w:ind w:left="2880" w:hanging="360"/>
+      </w:pPr>
+      <w:rPr>
+        <w:u w:val="none"/>
+      </w:rPr>
+    </w:lvl>
+    <w:lvl w:ilvl="4">
+      <w:start w:val="1"/>
+      <w:numFmt w:val="bullet"/>
+      <w:lvlText w:val="○"/>
+      <w:lvlJc w:val="left"/>
+      <w:pPr>
+        <w:ind w:left="3600" w:hanging="360"/>
+      </w:pPr>
+      <w:rPr>
+        <w:u w:val="none"/>
+      </w:rPr>
+    </w:lvl>
+    <w:lvl w:ilvl="5">
+      <w:start w:val="1"/>
+      <w:numFmt w:val="bullet"/>
+      <w:lvlText w:val="■"/>
+      <w:lvlJc w:val="left"/>
+      <w:pPr>
+        <w:ind w:left="4320" w:hanging="360"/>
+      </w:pPr>
+      <w:rPr>
+        <w:u w:val="none"/>
+      </w:rPr>
+    </w:lvl>
+    <w:lvl w:ilvl="6">
+      <w:start w:val="1"/>
+      <w:numFmt w:val="bullet"/>
+      <w:lvlText w:val="●"/>
+      <w:lvlJc w:val="left"/>
+      <w:pPr>
+        <w:ind w:left="5040" w:hanging="360"/>
+      </w:pPr>
+      <w:rPr>
+        <w:u w:val="none"/>
+      </w:rPr>
+    </w:lvl>
+    <w:lvl w:ilvl="7">
+      <w:start w:val="1"/>
+      <w:numFmt w:val="bullet"/>
+      <w:lvlText w:val="○"/>
+      <w:lvlJc w:val="left"/>
+      <w:pPr>
+        <w:ind w:left="5760" w:hanging="360"/>
+      </w:pPr>
+      <w:rPr>
+        <w:u w:val="none"/>
+      </w:rPr>
+    </w:lvl>
+    <w:lvl w:ilvl="8">
+      <w:start w:val="1"/>
+      <w:numFmt w:val="bullet"/>
+      <w:lvlText w:val="■"/>
+      <w:lvlJc w:val="left"/>
+      <w:pPr>
+        <w:ind w:left="6480" w:hanging="360"/>
+      </w:pPr>
+      <w:rPr>
+        <w:u w:val="none"/>
+      </w:rPr>
+    </w:lvl>
+  </w:abstractNum>
+  <w:abstractNum w:abstractNumId="14" w15:restartNumberingAfterBreak="0">
     <w:nsid w:val="33C968F9"/>
     <w:multiLevelType w:val="multilevel"/>
     <w:tmpl w:val="C3D200BE"/>
@@ -2578,7 +4165,7 @@
       </w:rPr>
     </w:lvl>
   </w:abstractNum>
-  <w:abstractNum w:abstractNumId="7" w15:restartNumberingAfterBreak="0">
+  <w:abstractNum w:abstractNumId="15" w15:restartNumberingAfterBreak="0">
     <w:nsid w:val="33CF3CE3"/>
     <w:multiLevelType w:val="multilevel"/>
     <w:tmpl w:val="2688983E"/>
@@ -2727,7 +4314,120 @@
       </w:rPr>
     </w:lvl>
   </w:abstractNum>
-  <w:abstractNum w:abstractNumId="8" w15:restartNumberingAfterBreak="0">
+  <w:abstractNum w:abstractNumId="16" w15:restartNumberingAfterBreak="0">
+    <w:nsid w:val="3704657E"/>
+    <w:multiLevelType w:val="multilevel"/>
+    <w:tmpl w:val="D23E148E"/>
+    <w:lvl w:ilvl="0">
+      <w:start w:val="1"/>
+      <w:numFmt w:val="bullet"/>
+      <w:lvlText w:val="●"/>
+      <w:lvlJc w:val="left"/>
+      <w:pPr>
+        <w:ind w:left="720" w:hanging="360"/>
+      </w:pPr>
+      <w:rPr>
+        <w:u w:val="none"/>
+      </w:rPr>
+    </w:lvl>
+    <w:lvl w:ilvl="1">
+      <w:start w:val="1"/>
+      <w:numFmt w:val="bullet"/>
+      <w:lvlText w:val="○"/>
+      <w:lvlJc w:val="left"/>
+      <w:pPr>
+        <w:ind w:left="1440" w:hanging="360"/>
+      </w:pPr>
+      <w:rPr>
+        <w:u w:val="none"/>
+      </w:rPr>
+    </w:lvl>
+    <w:lvl w:ilvl="2">
+      <w:start w:val="1"/>
+      <w:numFmt w:val="bullet"/>
+      <w:lvlText w:val="■"/>
+      <w:lvlJc w:val="left"/>
+      <w:pPr>
+        <w:ind w:left="2160" w:hanging="360"/>
+      </w:pPr>
+      <w:rPr>
+        <w:u w:val="none"/>
+      </w:rPr>
+    </w:lvl>
+    <w:lvl w:ilvl="3">
+      <w:start w:val="1"/>
+      <w:numFmt w:val="bullet"/>
+      <w:lvlText w:val="●"/>
+      <w:lvlJc w:val="left"/>
+      <w:pPr>
+        <w:ind w:left="2880" w:hanging="360"/>
+      </w:pPr>
+      <w:rPr>
+        <w:u w:val="none"/>
+      </w:rPr>
+    </w:lvl>
+    <w:lvl w:ilvl="4">
+      <w:start w:val="1"/>
+      <w:numFmt w:val="bullet"/>
+      <w:lvlText w:val="○"/>
+      <w:lvlJc w:val="left"/>
+      <w:pPr>
+        <w:ind w:left="3600" w:hanging="360"/>
+      </w:pPr>
+      <w:rPr>
+        <w:u w:val="none"/>
+      </w:rPr>
+    </w:lvl>
+    <w:lvl w:ilvl="5">
+      <w:start w:val="1"/>
+      <w:numFmt w:val="bullet"/>
+      <w:lvlText w:val="■"/>
+      <w:lvlJc w:val="left"/>
+      <w:pPr>
+        <w:ind w:left="4320" w:hanging="360"/>
+      </w:pPr>
+      <w:rPr>
+        <w:u w:val="none"/>
+      </w:rPr>
+    </w:lvl>
+    <w:lvl w:ilvl="6">
+      <w:start w:val="1"/>
+      <w:numFmt w:val="bullet"/>
+      <w:lvlText w:val="●"/>
+      <w:lvlJc w:val="left"/>
+      <w:pPr>
+        <w:ind w:left="5040" w:hanging="360"/>
+      </w:pPr>
+      <w:rPr>
+        <w:u w:val="none"/>
+      </w:rPr>
+    </w:lvl>
+    <w:lvl w:ilvl="7">
+      <w:start w:val="1"/>
+      <w:numFmt w:val="bullet"/>
+      <w:lvlText w:val="○"/>
+      <w:lvlJc w:val="left"/>
+      <w:pPr>
+        <w:ind w:left="5760" w:hanging="360"/>
+      </w:pPr>
+      <w:rPr>
+        <w:u w:val="none"/>
+      </w:rPr>
+    </w:lvl>
+    <w:lvl w:ilvl="8">
+      <w:start w:val="1"/>
+      <w:numFmt w:val="bullet"/>
+      <w:lvlText w:val="■"/>
+      <w:lvlJc w:val="left"/>
+      <w:pPr>
+        <w:ind w:left="6480" w:hanging="360"/>
+      </w:pPr>
+      <w:rPr>
+        <w:u w:val="none"/>
+      </w:rPr>
+    </w:lvl>
+  </w:abstractNum>
+  <w:abstractNum w:abstractNumId="17" w15:restartNumberingAfterBreak="0">
     <w:nsid w:val="3AB869CA"/>
     <w:multiLevelType w:val="multilevel"/>
     <w:tmpl w:val="5F12C54E"/>
@@ -2876,7 +4576,7 @@
       </w:rPr>
     </w:lvl>
   </w:abstractNum>
-  <w:abstractNum w:abstractNumId="9" w15:restartNumberingAfterBreak="0">
+  <w:abstractNum w:abstractNumId="18" w15:restartNumberingAfterBreak="0">
     <w:nsid w:val="3E6021C0"/>
     <w:multiLevelType w:val="multilevel"/>
     <w:tmpl w:val="F44C931A"/>
@@ -3025,7 +4725,346 @@
       </w:rPr>
     </w:lvl>
   </w:abstractNum>
-  <w:abstractNum w:abstractNumId="10" w15:restartNumberingAfterBreak="0">
+  <w:abstractNum w:abstractNumId="19" w15:restartNumberingAfterBreak="0">
+    <w:nsid w:val="411C010F"/>
+    <w:multiLevelType w:val="multilevel"/>
+    <w:tmpl w:val="A47CB4C2"/>
+    <w:lvl w:ilvl="0">
+      <w:start w:val="1"/>
+      <w:numFmt w:val="bullet"/>
+      <w:lvlText w:val="●"/>
+      <w:lvlJc w:val="left"/>
+      <w:pPr>
+        <w:ind w:left="720" w:hanging="360"/>
+      </w:pPr>
+      <w:rPr>
+        <w:u w:val="none"/>
+      </w:rPr>
+    </w:lvl>
+    <w:lvl w:ilvl="1">
+      <w:start w:val="1"/>
+      <w:numFmt w:val="bullet"/>
+      <w:lvlText w:val="○"/>
+      <w:lvlJc w:val="left"/>
+      <w:pPr>
+        <w:ind w:left="1440" w:hanging="360"/>
+      </w:pPr>
+      <w:rPr>
+        <w:u w:val="none"/>
+      </w:rPr>
+    </w:lvl>
+    <w:lvl w:ilvl="2">
+      <w:start w:val="1"/>
+      <w:numFmt w:val="bullet"/>
+      <w:lvlText w:val="■"/>
+      <w:lvlJc w:val="left"/>
+      <w:pPr>
+        <w:ind w:left="2160" w:hanging="360"/>
+      </w:pPr>
+      <w:rPr>
+        <w:u w:val="none"/>
+      </w:rPr>
+    </w:lvl>
+    <w:lvl w:ilvl="3">
+      <w:start w:val="1"/>
+      <w:numFmt w:val="bullet"/>
+      <w:lvlText w:val="●"/>
+      <w:lvlJc w:val="left"/>
+      <w:pPr>
+        <w:ind w:left="2880" w:hanging="360"/>
+      </w:pPr>
+      <w:rPr>
+        <w:u w:val="none"/>
+      </w:rPr>
+    </w:lvl>
+    <w:lvl w:ilvl="4">
+      <w:start w:val="1"/>
+      <w:numFmt w:val="bullet"/>
+      <w:lvlText w:val="○"/>
+      <w:lvlJc w:val="left"/>
+      <w:pPr>
+        <w:ind w:left="3600" w:hanging="360"/>
+      </w:pPr>
+      <w:rPr>
+        <w:u w:val="none"/>
+      </w:rPr>
+    </w:lvl>
+    <w:lvl w:ilvl="5">
+      <w:start w:val="1"/>
+      <w:numFmt w:val="bullet"/>
+      <w:lvlText w:val="■"/>
+      <w:lvlJc w:val="left"/>
+      <w:pPr>
+        <w:ind w:left="4320" w:hanging="360"/>
+      </w:pPr>
+      <w:rPr>
+        <w:u w:val="none"/>
+      </w:rPr>
+    </w:lvl>
+    <w:lvl w:ilvl="6">
+      <w:start w:val="1"/>
+      <w:numFmt w:val="bullet"/>
+      <w:lvlText w:val="●"/>
+      <w:lvlJc w:val="left"/>
+      <w:pPr>
+        <w:ind w:left="5040" w:hanging="360"/>
+      </w:pPr>
+      <w:rPr>
+        <w:u w:val="none"/>
+      </w:rPr>
+    </w:lvl>
+    <w:lvl w:ilvl="7">
+      <w:start w:val="1"/>
+      <w:numFmt w:val="bullet"/>
+      <w:lvlText w:val="○"/>
+      <w:lvlJc w:val="left"/>
+      <w:pPr>
+        <w:ind w:left="5760" w:hanging="360"/>
+      </w:pPr>
+      <w:rPr>
+        <w:u w:val="none"/>
+      </w:rPr>
+    </w:lvl>
+    <w:lvl w:ilvl="8">
+      <w:start w:val="1"/>
+      <w:numFmt w:val="bullet"/>
+      <w:lvlText w:val="■"/>
+      <w:lvlJc w:val="left"/>
+      <w:pPr>
+        <w:ind w:left="6480" w:hanging="360"/>
+      </w:pPr>
+      <w:rPr>
+        <w:u w:val="none"/>
+      </w:rPr>
+    </w:lvl>
+  </w:abstractNum>
+  <w:abstractNum w:abstractNumId="20" w15:restartNumberingAfterBreak="0">
+    <w:nsid w:val="41231C5A"/>
+    <w:multiLevelType w:val="hybridMultilevel"/>
+    <w:tmpl w:val="B3E27834"/>
+    <w:lvl w:ilvl="0" w:tplc="04160001">
+      <w:start w:val="1"/>
+      <w:numFmt w:val="bullet"/>
+      <w:lvlText w:val=""/>
+      <w:lvlJc w:val="left"/>
+      <w:pPr>
+        <w:ind w:left="1494" w:hanging="360"/>
+      </w:pPr>
+      <w:rPr>
+        <w:rFonts w:ascii="Symbol" w:hAnsi="Symbol" w:hint="default"/>
+      </w:rPr>
+    </w:lvl>
+    <w:lvl w:ilvl="1" w:tplc="04160003" w:tentative="1">
+      <w:start w:val="1"/>
+      <w:numFmt w:val="bullet"/>
+      <w:lvlText w:val="o"/>
+      <w:lvlJc w:val="left"/>
+      <w:pPr>
+        <w:ind w:left="2214" w:hanging="360"/>
+      </w:pPr>
+      <w:rPr>
+        <w:rFonts w:ascii="Courier New" w:hAnsi="Courier New" w:cs="Courier New" w:hint="default"/>
+      </w:rPr>
+    </w:lvl>
+    <w:lvl w:ilvl="2" w:tplc="04160005" w:tentative="1">
+      <w:start w:val="1"/>
+      <w:numFmt w:val="bullet"/>
+      <w:lvlText w:val=""/>
+      <w:lvlJc w:val="left"/>
+      <w:pPr>
+        <w:ind w:left="2934" w:hanging="360"/>
+      </w:pPr>
+      <w:rPr>
+        <w:rFonts w:ascii="Wingdings" w:hAnsi="Wingdings" w:hint="default"/>
+      </w:rPr>
+    </w:lvl>
+    <w:lvl w:ilvl="3" w:tplc="04160001" w:tentative="1">
+      <w:start w:val="1"/>
+      <w:numFmt w:val="bullet"/>
+      <w:lvlText w:val=""/>
+      <w:lvlJc w:val="left"/>
+      <w:pPr>
+        <w:ind w:left="3654" w:hanging="360"/>
+      </w:pPr>
+      <w:rPr>
+        <w:rFonts w:ascii="Symbol" w:hAnsi="Symbol" w:hint="default"/>
+      </w:rPr>
+    </w:lvl>
+    <w:lvl w:ilvl="4" w:tplc="04160003" w:tentative="1">
+      <w:start w:val="1"/>
+      <w:numFmt w:val="bullet"/>
+      <w:lvlText w:val="o"/>
+      <w:lvlJc w:val="left"/>
+      <w:pPr>
+        <w:ind w:left="4374" w:hanging="360"/>
+      </w:pPr>
+      <w:rPr>
+        <w:rFonts w:ascii="Courier New" w:hAnsi="Courier New" w:cs="Courier New" w:hint="default"/>
+      </w:rPr>
+    </w:lvl>
+    <w:lvl w:ilvl="5" w:tplc="04160005" w:tentative="1">
+      <w:start w:val="1"/>
+      <w:numFmt w:val="bullet"/>
+      <w:lvlText w:val=""/>
+      <w:lvlJc w:val="left"/>
+      <w:pPr>
+        <w:ind w:left="5094" w:hanging="360"/>
+      </w:pPr>
+      <w:rPr>
+        <w:rFonts w:ascii="Wingdings" w:hAnsi="Wingdings" w:hint="default"/>
+      </w:rPr>
+    </w:lvl>
+    <w:lvl w:ilvl="6" w:tplc="04160001" w:tentative="1">
+      <w:start w:val="1"/>
+      <w:numFmt w:val="bullet"/>
+      <w:lvlText w:val=""/>
+      <w:lvlJc w:val="left"/>
+      <w:pPr>
+        <w:ind w:left="5814" w:hanging="360"/>
+      </w:pPr>
+      <w:rPr>
+        <w:rFonts w:ascii="Symbol" w:hAnsi="Symbol" w:hint="default"/>
+      </w:rPr>
+    </w:lvl>
+    <w:lvl w:ilvl="7" w:tplc="04160003" w:tentative="1">
+      <w:start w:val="1"/>
+      <w:numFmt w:val="bullet"/>
+      <w:lvlText w:val="o"/>
+      <w:lvlJc w:val="left"/>
+      <w:pPr>
+        <w:ind w:left="6534" w:hanging="360"/>
+      </w:pPr>
+      <w:rPr>
+        <w:rFonts w:ascii="Courier New" w:hAnsi="Courier New" w:cs="Courier New" w:hint="default"/>
+      </w:rPr>
+    </w:lvl>
+    <w:lvl w:ilvl="8" w:tplc="04160005" w:tentative="1">
+      <w:start w:val="1"/>
+      <w:numFmt w:val="bullet"/>
+      <w:lvlText w:val=""/>
+      <w:lvlJc w:val="left"/>
+      <w:pPr>
+        <w:ind w:left="7254" w:hanging="360"/>
+      </w:pPr>
+      <w:rPr>
+        <w:rFonts w:ascii="Wingdings" w:hAnsi="Wingdings" w:hint="default"/>
+      </w:rPr>
+    </w:lvl>
+  </w:abstractNum>
+  <w:abstractNum w:abstractNumId="21" w15:restartNumberingAfterBreak="0">
+    <w:nsid w:val="42ED4C59"/>
+    <w:multiLevelType w:val="multilevel"/>
+    <w:tmpl w:val="829E7FC4"/>
+    <w:lvl w:ilvl="0">
+      <w:start w:val="1"/>
+      <w:numFmt w:val="bullet"/>
+      <w:lvlText w:val="●"/>
+      <w:lvlJc w:val="left"/>
+      <w:pPr>
+        <w:ind w:left="720" w:hanging="360"/>
+      </w:pPr>
+      <w:rPr>
+        <w:u w:val="none"/>
+      </w:rPr>
+    </w:lvl>
+    <w:lvl w:ilvl="1">
+      <w:start w:val="1"/>
+      <w:numFmt w:val="bullet"/>
+      <w:lvlText w:val="○"/>
+      <w:lvlJc w:val="left"/>
+      <w:pPr>
+        <w:ind w:left="1440" w:hanging="360"/>
+      </w:pPr>
+      <w:rPr>
+        <w:u w:val="none"/>
+      </w:rPr>
+    </w:lvl>
+    <w:lvl w:ilvl="2">
+      <w:start w:val="1"/>
+      <w:numFmt w:val="bullet"/>
+      <w:lvlText w:val="■"/>
+      <w:lvlJc w:val="left"/>
+      <w:pPr>
+        <w:ind w:left="2160" w:hanging="360"/>
+      </w:pPr>
+      <w:rPr>
+        <w:u w:val="none"/>
+      </w:rPr>
+    </w:lvl>
+    <w:lvl w:ilvl="3">
+      <w:start w:val="1"/>
+      <w:numFmt w:val="bullet"/>
+      <w:lvlText w:val="●"/>
+      <w:lvlJc w:val="left"/>
+      <w:pPr>
+        <w:ind w:left="2880" w:hanging="360"/>
+      </w:pPr>
+      <w:rPr>
+        <w:u w:val="none"/>
+      </w:rPr>
+    </w:lvl>
+    <w:lvl w:ilvl="4">
+      <w:start w:val="1"/>
+      <w:numFmt w:val="bullet"/>
+      <w:lvlText w:val="○"/>
+      <w:lvlJc w:val="left"/>
+      <w:pPr>
+        <w:ind w:left="3600" w:hanging="360"/>
+      </w:pPr>
+      <w:rPr>
+        <w:u w:val="none"/>
+      </w:rPr>
+    </w:lvl>
+    <w:lvl w:ilvl="5">
+      <w:start w:val="1"/>
+      <w:numFmt w:val="bullet"/>
+      <w:lvlText w:val="■"/>
+      <w:lvlJc w:val="left"/>
+      <w:pPr>
+        <w:ind w:left="4320" w:hanging="360"/>
+      </w:pPr>
+      <w:rPr>
+        <w:u w:val="none"/>
+      </w:rPr>
+    </w:lvl>
+    <w:lvl w:ilvl="6">
+      <w:start w:val="1"/>
+      <w:numFmt w:val="bullet"/>
+      <w:lvlText w:val="●"/>
+      <w:lvlJc w:val="left"/>
+      <w:pPr>
+        <w:ind w:left="5040" w:hanging="360"/>
+      </w:pPr>
+      <w:rPr>
+        <w:u w:val="none"/>
+      </w:rPr>
+    </w:lvl>
+    <w:lvl w:ilvl="7">
+      <w:start w:val="1"/>
+      <w:numFmt w:val="bullet"/>
+      <w:lvlText w:val="○"/>
+      <w:lvlJc w:val="left"/>
+      <w:pPr>
+        <w:ind w:left="5760" w:hanging="360"/>
+      </w:pPr>
+      <w:rPr>
+        <w:u w:val="none"/>
+      </w:rPr>
+    </w:lvl>
+    <w:lvl w:ilvl="8">
+      <w:start w:val="1"/>
+      <w:numFmt w:val="bullet"/>
+      <w:lvlText w:val="■"/>
+      <w:lvlJc w:val="left"/>
+      <w:pPr>
+        <w:ind w:left="6480" w:hanging="360"/>
+      </w:pPr>
+      <w:rPr>
+        <w:u w:val="none"/>
+      </w:rPr>
+    </w:lvl>
+  </w:abstractNum>
+  <w:abstractNum w:abstractNumId="22" w15:restartNumberingAfterBreak="0">
     <w:nsid w:val="478169A8"/>
     <w:multiLevelType w:val="multilevel"/>
     <w:tmpl w:val="4866D6F4"/>
@@ -3174,7 +5213,7 @@
       </w:rPr>
     </w:lvl>
   </w:abstractNum>
-  <w:abstractNum w:abstractNumId="11" w15:restartNumberingAfterBreak="0">
+  <w:abstractNum w:abstractNumId="23" w15:restartNumberingAfterBreak="0">
     <w:nsid w:val="4C7F6160"/>
     <w:multiLevelType w:val="multilevel"/>
     <w:tmpl w:val="B4C0DF56"/>
@@ -3323,7 +5362,120 @@
       </w:rPr>
     </w:lvl>
   </w:abstractNum>
-  <w:abstractNum w:abstractNumId="12" w15:restartNumberingAfterBreak="0">
+  <w:abstractNum w:abstractNumId="24" w15:restartNumberingAfterBreak="0">
+    <w:nsid w:val="63D47CD5"/>
+    <w:multiLevelType w:val="hybridMultilevel"/>
+    <w:tmpl w:val="8FDED9C0"/>
+    <w:lvl w:ilvl="0" w:tplc="04160001">
+      <w:start w:val="1"/>
+      <w:numFmt w:val="bullet"/>
+      <w:lvlText w:val=""/>
+      <w:lvlJc w:val="left"/>
+      <w:pPr>
+        <w:ind w:left="1494" w:hanging="360"/>
+      </w:pPr>
+      <w:rPr>
+        <w:rFonts w:ascii="Symbol" w:hAnsi="Symbol" w:hint="default"/>
+      </w:rPr>
+    </w:lvl>
+    <w:lvl w:ilvl="1" w:tplc="04160003" w:tentative="1">
+      <w:start w:val="1"/>
+      <w:numFmt w:val="bullet"/>
+      <w:lvlText w:val="o"/>
+      <w:lvlJc w:val="left"/>
+      <w:pPr>
+        <w:ind w:left="2214" w:hanging="360"/>
+      </w:pPr>
+      <w:rPr>
+        <w:rFonts w:ascii="Courier New" w:hAnsi="Courier New" w:cs="Courier New" w:hint="default"/>
+      </w:rPr>
+    </w:lvl>
+    <w:lvl w:ilvl="2" w:tplc="04160005" w:tentative="1">
+      <w:start w:val="1"/>
+      <w:numFmt w:val="bullet"/>
+      <w:lvlText w:val=""/>
+      <w:lvlJc w:val="left"/>
+      <w:pPr>
+        <w:ind w:left="2934" w:hanging="360"/>
+      </w:pPr>
+      <w:rPr>
+        <w:rFonts w:ascii="Wingdings" w:hAnsi="Wingdings" w:hint="default"/>
+      </w:rPr>
+    </w:lvl>
+    <w:lvl w:ilvl="3" w:tplc="04160001" w:tentative="1">
+      <w:start w:val="1"/>
+      <w:numFmt w:val="bullet"/>
+      <w:lvlText w:val=""/>
+      <w:lvlJc w:val="left"/>
+      <w:pPr>
+        <w:ind w:left="3654" w:hanging="360"/>
+      </w:pPr>
+      <w:rPr>
+        <w:rFonts w:ascii="Symbol" w:hAnsi="Symbol" w:hint="default"/>
+      </w:rPr>
+    </w:lvl>
+    <w:lvl w:ilvl="4" w:tplc="04160003" w:tentative="1">
+      <w:start w:val="1"/>
+      <w:numFmt w:val="bullet"/>
+      <w:lvlText w:val="o"/>
+      <w:lvlJc w:val="left"/>
+      <w:pPr>
+        <w:ind w:left="4374" w:hanging="360"/>
+      </w:pPr>
+      <w:rPr>
+        <w:rFonts w:ascii="Courier New" w:hAnsi="Courier New" w:cs="Courier New" w:hint="default"/>
+      </w:rPr>
+    </w:lvl>
+    <w:lvl w:ilvl="5" w:tplc="04160005" w:tentative="1">
+      <w:start w:val="1"/>
+      <w:numFmt w:val="bullet"/>
+      <w:lvlText w:val=""/>
+      <w:lvlJc w:val="left"/>
+      <w:pPr>
+        <w:ind w:left="5094" w:hanging="360"/>
+      </w:pPr>
+      <w:rPr>
+        <w:rFonts w:ascii="Wingdings" w:hAnsi="Wingdings" w:hint="default"/>
+      </w:rPr>
+    </w:lvl>
+    <w:lvl w:ilvl="6" w:tplc="04160001" w:tentative="1">
+      <w:start w:val="1"/>
+      <w:numFmt w:val="bullet"/>
+      <w:lvlText w:val=""/>
+      <w:lvlJc w:val="left"/>
+      <w:pPr>
+        <w:ind w:left="5814" w:hanging="360"/>
+      </w:pPr>
+      <w:rPr>
+        <w:rFonts w:ascii="Symbol" w:hAnsi="Symbol" w:hint="default"/>
+      </w:rPr>
+    </w:lvl>
+    <w:lvl w:ilvl="7" w:tplc="04160003" w:tentative="1">
+      <w:start w:val="1"/>
+      <w:numFmt w:val="bullet"/>
+      <w:lvlText w:val="o"/>
+      <w:lvlJc w:val="left"/>
+      <w:pPr>
+        <w:ind w:left="6534" w:hanging="360"/>
+      </w:pPr>
+      <w:rPr>
+        <w:rFonts w:ascii="Courier New" w:hAnsi="Courier New" w:cs="Courier New" w:hint="default"/>
+      </w:rPr>
+    </w:lvl>
+    <w:lvl w:ilvl="8" w:tplc="04160005" w:tentative="1">
+      <w:start w:val="1"/>
+      <w:numFmt w:val="bullet"/>
+      <w:lvlText w:val=""/>
+      <w:lvlJc w:val="left"/>
+      <w:pPr>
+        <w:ind w:left="7254" w:hanging="360"/>
+      </w:pPr>
+      <w:rPr>
+        <w:rFonts w:ascii="Wingdings" w:hAnsi="Wingdings" w:hint="default"/>
+      </w:rPr>
+    </w:lvl>
+  </w:abstractNum>
+  <w:abstractNum w:abstractNumId="25" w15:restartNumberingAfterBreak="0">
     <w:nsid w:val="672D669C"/>
     <w:multiLevelType w:val="multilevel"/>
     <w:tmpl w:val="93B61022"/>
@@ -3472,7 +5624,7 @@
       </w:rPr>
     </w:lvl>
   </w:abstractNum>
-  <w:abstractNum w:abstractNumId="13" w15:restartNumberingAfterBreak="0">
+  <w:abstractNum w:abstractNumId="26" w15:restartNumberingAfterBreak="0">
     <w:nsid w:val="697C1A5A"/>
     <w:multiLevelType w:val="multilevel"/>
     <w:tmpl w:val="5588D50A"/>
@@ -3621,7 +5773,7 @@
       </w:rPr>
     </w:lvl>
   </w:abstractNum>
-  <w:abstractNum w:abstractNumId="14" w15:restartNumberingAfterBreak="0">
+  <w:abstractNum w:abstractNumId="27" w15:restartNumberingAfterBreak="0">
     <w:nsid w:val="6E074B31"/>
     <w:multiLevelType w:val="multilevel"/>
     <w:tmpl w:val="BFB88242"/>
@@ -3770,7 +5922,120 @@
       </w:rPr>
     </w:lvl>
   </w:abstractNum>
-  <w:abstractNum w:abstractNumId="15" w15:restartNumberingAfterBreak="0">
+  <w:abstractNum w:abstractNumId="28" w15:restartNumberingAfterBreak="0">
+    <w:nsid w:val="72434BC9"/>
+    <w:multiLevelType w:val="multilevel"/>
+    <w:tmpl w:val="3050D142"/>
+    <w:lvl w:ilvl="0">
+      <w:start w:val="1"/>
+      <w:numFmt w:val="bullet"/>
+      <w:lvlText w:val="●"/>
+      <w:lvlJc w:val="left"/>
+      <w:pPr>
+        <w:ind w:left="720" w:hanging="360"/>
+      </w:pPr>
+      <w:rPr>
+        <w:u w:val="none"/>
+      </w:rPr>
+    </w:lvl>
+    <w:lvl w:ilvl="1">
+      <w:start w:val="1"/>
+      <w:numFmt w:val="bullet"/>
+      <w:lvlText w:val="○"/>
+      <w:lvlJc w:val="left"/>
+      <w:pPr>
+        <w:ind w:left="1440" w:hanging="360"/>
+      </w:pPr>
+      <w:rPr>
+        <w:u w:val="none"/>
+      </w:rPr>
+    </w:lvl>
+    <w:lvl w:ilvl="2">
+      <w:start w:val="1"/>
+      <w:numFmt w:val="bullet"/>
+      <w:lvlText w:val="■"/>
+      <w:lvlJc w:val="left"/>
+      <w:pPr>
+        <w:ind w:left="2160" w:hanging="360"/>
+      </w:pPr>
+      <w:rPr>
+        <w:u w:val="none"/>
+      </w:rPr>
+    </w:lvl>
+    <w:lvl w:ilvl="3">
+      <w:start w:val="1"/>
+      <w:numFmt w:val="bullet"/>
+      <w:lvlText w:val="●"/>
+      <w:lvlJc w:val="left"/>
+      <w:pPr>
+        <w:ind w:left="2880" w:hanging="360"/>
+      </w:pPr>
+      <w:rPr>
+        <w:u w:val="none"/>
+      </w:rPr>
+    </w:lvl>
+    <w:lvl w:ilvl="4">
+      <w:start w:val="1"/>
+      <w:numFmt w:val="bullet"/>
+      <w:lvlText w:val="○"/>
+      <w:lvlJc w:val="left"/>
+      <w:pPr>
+        <w:ind w:left="3600" w:hanging="360"/>
+      </w:pPr>
+      <w:rPr>
+        <w:u w:val="none"/>
+      </w:rPr>
+    </w:lvl>
+    <w:lvl w:ilvl="5">
+      <w:start w:val="1"/>
+      <w:numFmt w:val="bullet"/>
+      <w:lvlText w:val="■"/>
+      <w:lvlJc w:val="left"/>
+      <w:pPr>
+        <w:ind w:left="4320" w:hanging="360"/>
+      </w:pPr>
+      <w:rPr>
+        <w:u w:val="none"/>
+      </w:rPr>
+    </w:lvl>
+    <w:lvl w:ilvl="6">
+      <w:start w:val="1"/>
+      <w:numFmt w:val="bullet"/>
+      <w:lvlText w:val="●"/>
+      <w:lvlJc w:val="left"/>
+      <w:pPr>
+        <w:ind w:left="5040" w:hanging="360"/>
+      </w:pPr>
+      <w:rPr>
+        <w:u w:val="none"/>
+      </w:rPr>
+    </w:lvl>
+    <w:lvl w:ilvl="7">
+      <w:start w:val="1"/>
+      <w:numFmt w:val="bullet"/>
+      <w:lvlText w:val="○"/>
+      <w:lvlJc w:val="left"/>
+      <w:pPr>
+        <w:ind w:left="5760" w:hanging="360"/>
+      </w:pPr>
+      <w:rPr>
+        <w:u w:val="none"/>
+      </w:rPr>
+    </w:lvl>
+    <w:lvl w:ilvl="8">
+      <w:start w:val="1"/>
+      <w:numFmt w:val="bullet"/>
+      <w:lvlText w:val="■"/>
+      <w:lvlJc w:val="left"/>
+      <w:pPr>
+        <w:ind w:left="6480" w:hanging="360"/>
+      </w:pPr>
+      <w:rPr>
+        <w:u w:val="none"/>
+      </w:rPr>
+    </w:lvl>
+  </w:abstractNum>
+  <w:abstractNum w:abstractNumId="29" w15:restartNumberingAfterBreak="0">
     <w:nsid w:val="779C74AE"/>
     <w:multiLevelType w:val="multilevel"/>
     <w:tmpl w:val="11F2B1BE"/>
@@ -3919,7 +6184,7 @@
       </w:rPr>
     </w:lvl>
   </w:abstractNum>
-  <w:abstractNum w:abstractNumId="16" w15:restartNumberingAfterBreak="0">
+  <w:abstractNum w:abstractNumId="30" w15:restartNumberingAfterBreak="0">
     <w:nsid w:val="7D851A43"/>
     <w:multiLevelType w:val="multilevel"/>
     <w:tmpl w:val="477021F4"/>
@@ -4069,55 +6334,97 @@
     </w:lvl>
   </w:abstractNum>
   <w:num w:numId="1">
+    <w:abstractNumId w:val="15"/>
+  </w:num>
+  <w:num w:numId="2">
+    <w:abstractNumId w:val="2"/>
+  </w:num>
+  <w:num w:numId="3">
+    <w:abstractNumId w:val="9"/>
+  </w:num>
+  <w:num w:numId="4">
+    <w:abstractNumId w:val="29"/>
+  </w:num>
+  <w:num w:numId="5">
+    <w:abstractNumId w:val="17"/>
+  </w:num>
+  <w:num w:numId="6">
+    <w:abstractNumId w:val="26"/>
+  </w:num>
+  <w:num w:numId="7">
+    <w:abstractNumId w:val="22"/>
+  </w:num>
+  <w:num w:numId="8">
+    <w:abstractNumId w:val="12"/>
+  </w:num>
+  <w:num w:numId="9">
+    <w:abstractNumId w:val="3"/>
+  </w:num>
+  <w:num w:numId="10">
+    <w:abstractNumId w:val="14"/>
+  </w:num>
+  <w:num w:numId="11">
+    <w:abstractNumId w:val="30"/>
+  </w:num>
+  <w:num w:numId="12">
+    <w:abstractNumId w:val="25"/>
+  </w:num>
+  <w:num w:numId="13">
+    <w:abstractNumId w:val="6"/>
+  </w:num>
+  <w:num w:numId="14">
+    <w:abstractNumId w:val="11"/>
+  </w:num>
+  <w:num w:numId="15">
+    <w:abstractNumId w:val="27"/>
+  </w:num>
+  <w:num w:numId="16">
+    <w:abstractNumId w:val="23"/>
+  </w:num>
+  <w:num w:numId="17">
+    <w:abstractNumId w:val="18"/>
+  </w:num>
+  <w:num w:numId="18">
+    <w:abstractNumId w:val="5"/>
+  </w:num>
+  <w:num w:numId="19">
+    <w:abstractNumId w:val="13"/>
+  </w:num>
+  <w:num w:numId="20">
+    <w:abstractNumId w:val="20"/>
+  </w:num>
+  <w:num w:numId="21">
+    <w:abstractNumId w:val="8"/>
+  </w:num>
+  <w:num w:numId="22">
+    <w:abstractNumId w:val="21"/>
+  </w:num>
+  <w:num w:numId="23">
+    <w:abstractNumId w:val="28"/>
+  </w:num>
+  <w:num w:numId="24">
+    <w:abstractNumId w:val="19"/>
+  </w:num>
+  <w:num w:numId="25">
+    <w:abstractNumId w:val="24"/>
+  </w:num>
+  <w:num w:numId="26">
+    <w:abstractNumId w:val="0"/>
+  </w:num>
+  <w:num w:numId="27">
     <w:abstractNumId w:val="7"/>
   </w:num>
-  <w:num w:numId="2">
-    <w:abstractNumId w:val="0"/>
+  <w:num w:numId="28">
+    <w:abstractNumId w:val="16"/>
   </w:num>
-  <w:num w:numId="3">
-    <w:abstractNumId w:val="3"/>
+  <w:num w:numId="29">
+    <w:abstractNumId w:val="4"/>
   </w:num>
-  <w:num w:numId="4">
-    <w:abstractNumId w:val="15"/>
-  </w:num>
-  <w:num w:numId="5">
-    <w:abstractNumId w:val="8"/>
-  </w:num>
-  <w:num w:numId="6">
-    <w:abstractNumId w:val="13"/>
-  </w:num>
-  <w:num w:numId="7">
+  <w:num w:numId="30">
     <w:abstractNumId w:val="10"/>
   </w:num>
-  <w:num w:numId="8">
-    <w:abstractNumId w:val="5"/>
-  </w:num>
-  <w:num w:numId="9">
+  <w:num w:numId="31">
     <w:abstractNumId w:val="1"/>
-  </w:num>
-  <w:num w:numId="10">
-    <w:abstractNumId w:val="6"/>
-  </w:num>
-  <w:num w:numId="11">
-    <w:abstractNumId w:val="16"/>
-  </w:num>
-  <w:num w:numId="12">
-    <w:abstractNumId w:val="12"/>
-  </w:num>
-  <w:num w:numId="13">
-    <w:abstractNumId w:val="2"/>
-  </w:num>
-  <w:num w:numId="14">
-    <w:abstractNumId w:val="4"/>
-  </w:num>
-  <w:num w:numId="15">
-    <w:abstractNumId w:val="14"/>
-  </w:num>
-  <w:num w:numId="16">
-    <w:abstractNumId w:val="11"/>
-  </w:num>
-  <w:num w:numId="17">
-    <w:abstractNumId w:val="9"/>
   </w:num>
 </w:numbering>
 </file>
@@ -4520,6 +6827,7 @@
   <w:style w:type="paragraph" w:default="1" w:styleId="Normal">
     <w:name w:val="Normal"/>
     <w:qFormat/>
+    <w:rsid w:val="00172607"/>
   </w:style>
   <w:style w:type="paragraph" w:styleId="Ttulo1">
     <w:name w:val="heading 1"/>
@@ -4695,6 +7003,28 @@
     <w:name w:val="ng-tns-c3612754485-32"/>
     <w:basedOn w:val="Fontepargpadro"/>
     <w:rsid w:val="00E76AC6"/>
+  </w:style>
+  <w:style w:type="paragraph" w:styleId="PargrafodaLista">
+    <w:name w:val="List Paragraph"/>
+    <w:basedOn w:val="Normal"/>
+    <w:uiPriority w:val="34"/>
+    <w:qFormat/>
+    <w:rsid w:val="00A7456D"/>
+    <w:pPr>
+      <w:ind w:left="720"/>
+      <w:contextualSpacing/>
+    </w:pPr>
+  </w:style>
+  <w:style w:type="character" w:styleId="Forte">
+    <w:name w:val="Strong"/>
+    <w:basedOn w:val="Fontepargpadro"/>
+    <w:uiPriority w:val="22"/>
+    <w:qFormat/>
+    <w:rsid w:val="00007067"/>
+    <w:rPr>
+      <w:b/>
+      <w:bCs/>
+    </w:rPr>
   </w:style>
 </w:styles>
 </file>
